--- a/flow/20230927_hours/triodion-lent/тиждень-6/6-4.docx
+++ b/flow/20230927_hours/triodion-lent/тиждень-6/6-4.docx
@@ -59,56 +59,68 @@
     </w:p>
     <w:p>
       <w:pPr>
-        <w:rPr>
-          <w:rFonts w:ascii="Times New Roman" w:hAnsi="Times New Roman"/>
-          <w:sz w:val="24"/>
-        </w:rPr>
-      </w:pPr>
-      <w:r>
-        <w:rPr>
-          <w:rFonts w:ascii="Times New Roman" w:hAnsi="Times New Roman"/>
-          <w:i/>
-          <w:color w:val="FF0000"/>
-          <w:sz w:val="24"/>
-        </w:rPr>
-        <w:t xml:space="preserve">Вірні: </w:t>
-      </w:r>
-      <w:r>
-        <w:rPr>
-          <w:rFonts w:ascii="Times New Roman" w:hAnsi="Times New Roman"/>
-          <w:sz w:val="24"/>
-        </w:rPr>
-        <w:t>Амінь. Слава тобі, Боже наш, слава тобі.</w:t>
-      </w:r>
-    </w:p>
-    <w:p>
-      <w:pPr>
-        <w:rPr>
-          <w:rFonts w:ascii="Times New Roman" w:hAnsi="Times New Roman"/>
-          <w:sz w:val="24"/>
-        </w:rPr>
-      </w:pPr>
-      <w:r>
-        <w:rPr>
-          <w:rFonts w:ascii="Times New Roman" w:hAnsi="Times New Roman"/>
-          <w:sz w:val="24"/>
-        </w:rPr>
-        <w:t>Царю небесний, утішителю, Душе істини,* що всюди єси і все наповняєш,* скарбе дібр і життя подателю,* прийди і вселися в нас,* і очисти нас від усякої скверни,* і спаси, Благий, душі наші.</w:t>
-      </w:r>
-    </w:p>
-    <w:p>
-      <w:pPr>
-        <w:rPr>
-          <w:rFonts w:ascii="Times New Roman" w:hAnsi="Times New Roman"/>
-          <w:sz w:val="24"/>
-        </w:rPr>
-      </w:pPr>
-      <w:r>
-        <w:rPr>
-          <w:rFonts w:ascii="Times New Roman" w:hAnsi="Times New Roman"/>
-          <w:sz w:val="24"/>
-        </w:rPr>
-        <w:t xml:space="preserve">Святий Боже, святий Кріпкий, святий Безсмертний, помилуй нас </w:t>
+        <w:spacing w:after="120"/>
+      </w:pPr>
+      <w:r>
+        <w:rPr>
+          <w:rFonts w:ascii="Times New Roman" w:hAnsi="Times New Roman"/>
+          <w:i/>
+          <w:color w:val="FF0000"/>
+          <w:sz w:val="24"/>
+        </w:rPr>
+        <w:t>Вірні:</w:t>
+      </w:r>
+      <w:r>
+        <w:rPr>
+          <w:rFonts w:ascii="Times New Roman" w:hAnsi="Times New Roman"/>
+          <w:color w:val="FF0000"/>
+          <w:sz w:val="24"/>
+        </w:rPr>
+        <w:t xml:space="preserve"> </w:t>
+      </w:r>
+      <w:r>
+        <w:rPr>
+          <w:rFonts w:ascii="Times New Roman" w:hAnsi="Times New Roman"/>
+          <w:sz w:val="24"/>
+        </w:rPr>
+        <w:t>Амі́нь.</w:t>
+      </w:r>
+    </w:p>
+    <w:p>
+      <w:pPr>
+        <w:spacing w:after="120"/>
+      </w:pPr>
+      <w:r>
+        <w:rPr>
+          <w:rFonts w:ascii="Times New Roman" w:hAnsi="Times New Roman"/>
+          <w:sz w:val="24"/>
+        </w:rPr>
+        <w:t>Сла́ва Тобі́, Бо́же наш, сла́ва Тобі́.</w:t>
+      </w:r>
+    </w:p>
+    <w:p>
+      <w:pPr>
+        <w:spacing w:after="120"/>
+      </w:pPr>
+      <w:r>
+        <w:rPr>
+          <w:rFonts w:ascii="Times New Roman" w:hAnsi="Times New Roman"/>
+          <w:sz w:val="24"/>
+        </w:rPr>
+        <w:t>Ца́рю небе́сний, утіши́телю, Ду́ше íстини,* що всю́ди єси́ і все наповня́єш,* скарбни́це благ і життя́ пода́телю,* прийди́, і всели́ся в нас,* і очи́сти нас від уся́кої скве́рни,* і спаси́, благи́й, ду́ші на́ші.</w:t>
+      </w:r>
+    </w:p>
+    <w:p>
+      <w:pPr>
+        <w:spacing w:after="120"/>
+        <w:jc w:val="both"/>
+      </w:pPr>
+      <w:r>
+        <w:rPr>
+          <w:rFonts w:ascii="Times New Roman" w:hAnsi="Times New Roman"/>
+          <w:sz w:val="24"/>
+        </w:rPr>
+        <w:t xml:space="preserve">Святий Боже, святий Кріпкий, святий Безсмертний, помилуй нас. </w:t>
       </w:r>
       <w:r>
         <w:rPr>
@@ -119,13 +131,174 @@
         </w:rPr>
         <w:t>(3 р.)</w:t>
       </w:r>
-      <w:r>
-        <w:rPr>
-          <w:rFonts w:ascii="Times New Roman" w:hAnsi="Times New Roman"/>
+    </w:p>
+    <w:p>
+      <w:pPr>
+        <w:rPr>
+          <w:rFonts w:ascii="Times New Roman" w:hAnsi="Times New Roman"/>
+          <w:sz w:val="24"/>
+        </w:rPr>
+      </w:pPr>
+      <w:r>
+        <w:rPr>
+          <w:rFonts w:ascii="Times New Roman" w:hAnsi="Times New Roman"/>
+          <w:sz w:val="24"/>
+        </w:rPr>
+        <w:t>Слава Отцю, і Сину, і Святому Духові,* і нині, і повсякчас, і на віки вічні. Амінь.</w:t>
+      </w:r>
+    </w:p>
+    <w:p>
+      <w:pPr>
+        <w:rPr>
+          <w:rFonts w:ascii="Times New Roman" w:hAnsi="Times New Roman"/>
+          <w:sz w:val="24"/>
+        </w:rPr>
+      </w:pPr>
+      <w:r>
+        <w:rPr>
+          <w:rFonts w:ascii="Times New Roman" w:hAnsi="Times New Roman"/>
+          <w:sz w:val="24"/>
+        </w:rPr>
+        <w:t>Пресвята Тройце, помилуй нас;* Господи, очисти гріхи наші;* Владико, прости беззаконня наші;* Святий, завітай і зціли немочі наші імени твого ради.</w:t>
+      </w:r>
+    </w:p>
+    <w:p>
+      <w:pPr>
+        <w:spacing w:after="120"/>
+        <w:jc w:val="both"/>
+      </w:pPr>
+      <w:r>
+        <w:rPr>
+          <w:rFonts w:ascii="Times New Roman" w:hAnsi="Times New Roman"/>
+          <w:sz w:val="24"/>
+        </w:rPr>
+        <w:t xml:space="preserve">Господи, помилуй. </w:t>
+      </w:r>
+      <w:r>
+        <w:rPr>
+          <w:rFonts w:ascii="Times New Roman" w:hAnsi="Times New Roman"/>
+          <w:i/>
+          <w:color w:val="FF0000"/>
+          <w:sz w:val="24"/>
+        </w:rPr>
+        <w:t>(3 р.)</w:t>
+      </w:r>
+    </w:p>
+    <w:p>
+      <w:pPr>
+        <w:rPr>
+          <w:rFonts w:ascii="Times New Roman" w:hAnsi="Times New Roman"/>
+          <w:sz w:val="24"/>
+        </w:rPr>
+      </w:pPr>
+      <w:r>
+        <w:rPr>
+          <w:rFonts w:ascii="Times New Roman" w:hAnsi="Times New Roman"/>
+          <w:sz w:val="24"/>
+        </w:rPr>
+        <w:t>Слава Отцю, і Сину, і Святому Духові* і нині, і повсякчас, і на віки вічні. Амінь.</w:t>
+      </w:r>
+    </w:p>
+    <w:p>
+      <w:pPr>
+        <w:rPr>
+          <w:rFonts w:ascii="Times New Roman" w:hAnsi="Times New Roman"/>
+          <w:sz w:val="24"/>
+        </w:rPr>
+      </w:pPr>
+      <w:r>
+        <w:rPr>
+          <w:rFonts w:ascii="Times New Roman" w:hAnsi="Times New Roman"/>
+          <w:sz w:val="24"/>
+        </w:rPr>
+        <w:t>Отче наш, що єси на небесах,* нехай святиться ім’я твоє,* нехай прийде царство твоє,* нехай буде воля твоя, як на небі, так і на землі.* Хліб наш насущний дай нам сьогодні,* і прости нам провини наші,* як і ми прощаємо винуватцям нашим,* і не введи нас у спокусу,* але визволи нас від лукавого.</w:t>
+      </w:r>
+    </w:p>
+    <w:p>
+      <w:pPr>
+        <w:rPr>
+          <w:rFonts w:ascii="Times New Roman" w:hAnsi="Times New Roman"/>
+          <w:sz w:val="24"/>
+        </w:rPr>
+      </w:pPr>
+      <w:r>
+        <w:rPr>
+          <w:rFonts w:ascii="Times New Roman" w:hAnsi="Times New Roman"/>
+          <w:i/>
+          <w:color w:val="FF0000"/>
+          <w:sz w:val="24"/>
+        </w:rPr>
+        <w:t>Священик</w:t>
+      </w:r>
+      <w:r>
+        <w:rPr>
+          <w:rFonts w:ascii="Times New Roman" w:hAnsi="Times New Roman"/>
+          <w:color w:val="FF0000"/>
+          <w:sz w:val="24"/>
+        </w:rPr>
+        <w:t xml:space="preserve">: </w:t>
+      </w:r>
+      <w:r>
+        <w:rPr>
+          <w:rFonts w:ascii="Times New Roman" w:hAnsi="Times New Roman"/>
+          <w:sz w:val="24"/>
+        </w:rPr>
+        <w:t>Бо твоє є царство, і сила, і слава, Отця, і Сина, і Святого Духа, нині і повсякчас, і на віки вічні.</w:t>
+      </w:r>
+    </w:p>
+    <w:p>
+      <w:pPr>
+        <w:spacing w:after="120"/>
+        <w:jc w:val="both"/>
+      </w:pPr>
+      <w:r>
+        <w:rPr>
+          <w:rFonts w:ascii="Times New Roman" w:hAnsi="Times New Roman"/>
+          <w:i/>
+          <w:color w:val="FF0000"/>
+          <w:sz w:val="24"/>
+        </w:rPr>
+        <w:t>Вірні:</w:t>
+      </w:r>
+      <w:r>
+        <w:rPr>
+          <w:rFonts w:ascii="Times New Roman" w:hAnsi="Times New Roman"/>
+          <w:color w:val="FF0000"/>
+          <w:sz w:val="24"/>
+        </w:rPr>
+        <w:t xml:space="preserve"> </w:t>
+      </w:r>
+      <w:r>
+        <w:rPr>
+          <w:rFonts w:ascii="Times New Roman" w:hAnsi="Times New Roman"/>
+          <w:sz w:val="24"/>
+        </w:rPr>
+        <w:t>Амінь. Господи, помилуй</w:t>
+      </w:r>
+      <w:r>
+        <w:rPr>
+          <w:rFonts w:ascii="Times New Roman" w:hAnsi="Times New Roman"/>
+          <w:i/>
           <w:sz w:val="24"/>
         </w:rPr>
         <w:t>.</w:t>
       </w:r>
+      <w:r>
+        <w:rPr>
+          <w:rFonts w:ascii="Times New Roman" w:hAnsi="Times New Roman"/>
+          <w:sz w:val="24"/>
+        </w:rPr>
+        <w:t xml:space="preserve"> </w:t>
+      </w:r>
+      <w:r>
+        <w:rPr>
+          <w:rFonts w:ascii="Times New Roman" w:hAnsi="Times New Roman"/>
+          <w:i/>
+          <w:color w:val="FF0000"/>
+          <w:sz w:val="24"/>
+        </w:rPr>
+        <w:t>(12 р.)</w:t>
+      </w:r>
     </w:p>
     <w:p>
       <w:pPr>
@@ -144,210 +317,41 @@
     </w:p>
     <w:p>
       <w:pPr>
-        <w:rPr>
-          <w:rFonts w:ascii="Times New Roman" w:hAnsi="Times New Roman"/>
-          <w:sz w:val="24"/>
-        </w:rPr>
-      </w:pPr>
-      <w:r>
-        <w:rPr>
-          <w:rFonts w:ascii="Times New Roman" w:hAnsi="Times New Roman"/>
-          <w:sz w:val="24"/>
-        </w:rPr>
-        <w:t>Пресвята Тройце, помилуй нас;* Господи, очисти гріхи наші;* Владико, прости беззаконня наші;* Святий, завітай і зціли немочі наші імени твого ради.</w:t>
-      </w:r>
-    </w:p>
-    <w:p>
-      <w:pPr>
-        <w:rPr>
-          <w:rFonts w:ascii="Times New Roman" w:hAnsi="Times New Roman"/>
-          <w:sz w:val="24"/>
-        </w:rPr>
-      </w:pPr>
-      <w:r>
-        <w:rPr>
-          <w:rFonts w:ascii="Times New Roman" w:hAnsi="Times New Roman"/>
-          <w:sz w:val="24"/>
-        </w:rPr>
-        <w:t xml:space="preserve">Господи, помилуй </w:t>
-      </w:r>
-      <w:r>
-        <w:rPr>
-          <w:rFonts w:ascii="Times New Roman" w:hAnsi="Times New Roman"/>
-          <w:i/>
-          <w:color w:val="FF0000"/>
-          <w:sz w:val="24"/>
-        </w:rPr>
-        <w:t>(3 р.)</w:t>
-      </w:r>
-      <w:r>
-        <w:rPr>
-          <w:rFonts w:ascii="Times New Roman" w:hAnsi="Times New Roman"/>
-          <w:sz w:val="24"/>
-        </w:rPr>
-        <w:t>.</w:t>
-      </w:r>
-    </w:p>
-    <w:p>
-      <w:pPr>
-        <w:rPr>
-          <w:rFonts w:ascii="Times New Roman" w:hAnsi="Times New Roman"/>
-          <w:sz w:val="24"/>
-        </w:rPr>
-      </w:pPr>
-      <w:r>
-        <w:rPr>
-          <w:rFonts w:ascii="Times New Roman" w:hAnsi="Times New Roman"/>
-          <w:sz w:val="24"/>
-        </w:rPr>
-        <w:t>Слава Отцю, і Сину, і Святому Духові* і нині, і повсякчас, і на віки вічні. Амінь.</w:t>
-      </w:r>
-    </w:p>
-    <w:p>
-      <w:pPr>
-        <w:rPr>
-          <w:rFonts w:ascii="Times New Roman" w:hAnsi="Times New Roman"/>
-          <w:sz w:val="24"/>
-        </w:rPr>
-      </w:pPr>
-      <w:r>
-        <w:rPr>
-          <w:rFonts w:ascii="Times New Roman" w:hAnsi="Times New Roman"/>
-          <w:sz w:val="24"/>
-        </w:rPr>
-        <w:t>Отче наш, що єси на небесах,* нехай святиться ім’я твоє,* нехай прийде царство твоє,* нехай буде воля твоя, як на небі, так і на землі.* Хліб наш насущний дай нам сьогодні,* і прости нам провини наші,* як і ми прощаємо винуватцям нашим,* і не введи нас у спокусу,* але визволи нас від лукавого.</w:t>
-      </w:r>
-    </w:p>
-    <w:p>
-      <w:pPr>
-        <w:rPr>
-          <w:rFonts w:ascii="Times New Roman" w:hAnsi="Times New Roman"/>
-          <w:sz w:val="24"/>
-        </w:rPr>
-      </w:pPr>
-      <w:r>
-        <w:rPr>
-          <w:rFonts w:ascii="Times New Roman" w:hAnsi="Times New Roman"/>
-          <w:i/>
-          <w:color w:val="FF0000"/>
-          <w:sz w:val="24"/>
-        </w:rPr>
-        <w:t>Священик</w:t>
-      </w:r>
-      <w:r>
-        <w:rPr>
-          <w:rFonts w:ascii="Times New Roman" w:hAnsi="Times New Roman"/>
-          <w:color w:val="FF0000"/>
-          <w:sz w:val="24"/>
-        </w:rPr>
-        <w:t xml:space="preserve">: </w:t>
-      </w:r>
-      <w:r>
-        <w:rPr>
-          <w:rFonts w:ascii="Times New Roman" w:hAnsi="Times New Roman"/>
-          <w:sz w:val="24"/>
-        </w:rPr>
-        <w:t>Бо твоє є царство, і сила, і слава, Отця, і Сина, і Святого Духа, нині і повсякчас, і на віки вічні.</w:t>
-      </w:r>
-    </w:p>
-    <w:p>
-      <w:pPr>
-        <w:rPr>
-          <w:rFonts w:ascii="Times New Roman" w:hAnsi="Times New Roman"/>
-          <w:sz w:val="24"/>
-        </w:rPr>
-      </w:pPr>
-      <w:r>
-        <w:rPr>
-          <w:rFonts w:ascii="Times New Roman" w:hAnsi="Times New Roman"/>
-          <w:i/>
-          <w:color w:val="FF0000"/>
-          <w:sz w:val="24"/>
-        </w:rPr>
-        <w:t xml:space="preserve">Вірні: </w:t>
-      </w:r>
-      <w:r>
-        <w:rPr>
-          <w:rFonts w:ascii="Times New Roman" w:hAnsi="Times New Roman"/>
-          <w:sz w:val="24"/>
-        </w:rPr>
-        <w:t xml:space="preserve">Амінь. Господи, помилуй </w:t>
-      </w:r>
-      <w:r>
-        <w:rPr>
-          <w:rFonts w:ascii="Times New Roman" w:hAnsi="Times New Roman"/>
-          <w:i/>
-          <w:color w:val="FF0000"/>
-          <w:sz w:val="24"/>
-        </w:rPr>
-        <w:t>(12 р.)</w:t>
-      </w:r>
-      <w:r>
-        <w:rPr>
-          <w:rFonts w:ascii="Times New Roman" w:hAnsi="Times New Roman"/>
-          <w:sz w:val="24"/>
-        </w:rPr>
-        <w:t>.</w:t>
-      </w:r>
-    </w:p>
-    <w:p>
-      <w:pPr>
-        <w:rPr>
-          <w:rFonts w:ascii="Times New Roman" w:hAnsi="Times New Roman"/>
-          <w:sz w:val="24"/>
-        </w:rPr>
-      </w:pPr>
-      <w:r>
-        <w:rPr>
-          <w:rFonts w:ascii="Times New Roman" w:hAnsi="Times New Roman"/>
-          <w:sz w:val="24"/>
-        </w:rPr>
-        <w:t>Слава Отцю, і Сину, і Святому Духові,* і нині, і повсякчас, і на віки вічні. Амінь.</w:t>
-      </w:r>
-    </w:p>
-    <w:p>
-      <w:pPr>
-        <w:rPr>
-          <w:rFonts w:ascii="Times New Roman" w:hAnsi="Times New Roman"/>
-          <w:sz w:val="24"/>
-        </w:rPr>
-      </w:pPr>
-      <w:r>
-        <w:rPr>
-          <w:rFonts w:ascii="Times New Roman" w:hAnsi="Times New Roman"/>
-          <w:sz w:val="24"/>
-        </w:rPr>
-        <w:t>Прийдіте, поклонімся* Цареві нашому Богу.</w:t>
-      </w:r>
-    </w:p>
-    <w:p>
-      <w:pPr>
-        <w:rPr>
-          <w:rFonts w:ascii="Times New Roman" w:hAnsi="Times New Roman"/>
-          <w:sz w:val="24"/>
-        </w:rPr>
-      </w:pPr>
-      <w:r>
-        <w:rPr>
-          <w:rFonts w:ascii="Times New Roman" w:hAnsi="Times New Roman"/>
-          <w:sz w:val="24"/>
-        </w:rPr>
-        <w:t>Прийдіте, поклонімся* Христові, Цареві нашому Богу.</w:t>
-      </w:r>
-    </w:p>
-    <w:p>
-      <w:pPr>
-        <w:rPr>
-          <w:rFonts w:ascii="Times New Roman" w:hAnsi="Times New Roman"/>
-          <w:sz w:val="24"/>
-        </w:rPr>
-      </w:pPr>
-      <w:r>
-        <w:rPr>
-          <w:rFonts w:ascii="Times New Roman" w:hAnsi="Times New Roman"/>
-          <w:sz w:val="24"/>
-        </w:rPr>
-        <w:t>Прийдіте, поклонімся і припадім* до самого Господа Ісуса Христа, Царя і Бога нашого.</w:t>
+        <w:spacing w:after="120"/>
+        <w:jc w:val="both"/>
+      </w:pPr>
+      <w:r>
+        <w:rPr>
+          <w:rFonts w:ascii="Times New Roman" w:hAnsi="Times New Roman"/>
+          <w:sz w:val="24"/>
+        </w:rPr>
+        <w:t>Прийді́те, поклоні́мся* царе́ві на́шому – Бо́гу.</w:t>
+      </w:r>
+    </w:p>
+    <w:p>
+      <w:pPr>
+        <w:spacing w:after="120"/>
+        <w:jc w:val="both"/>
+      </w:pPr>
+      <w:r>
+        <w:rPr>
+          <w:rFonts w:ascii="Times New Roman" w:hAnsi="Times New Roman"/>
+          <w:sz w:val="24"/>
+        </w:rPr>
+        <w:t>Прийді́те, поклоні́мся* Христо́ві, царе́ві на́шому – Бо́гу.</w:t>
+      </w:r>
+    </w:p>
+    <w:p>
+      <w:pPr>
+        <w:spacing w:after="120"/>
+        <w:jc w:val="both"/>
+      </w:pPr>
+      <w:r>
+        <w:rPr>
+          <w:rFonts w:ascii="Times New Roman" w:hAnsi="Times New Roman"/>
+          <w:sz w:val="24"/>
+        </w:rPr>
+        <w:t>Прийді́те, поклоні́мся і припаді́м* до само́го Го́спода Ісу́са Христа́ – царя́ і Бо́га на́шого.</w:t>
       </w:r>
     </w:p>
     <w:p>
@@ -1067,17 +1071,15 @@
     </w:p>
     <w:p>
       <w:pPr>
-        <w:rPr>
-          <w:rFonts w:ascii="Times New Roman" w:hAnsi="Times New Roman"/>
-          <w:sz w:val="24"/>
-        </w:rPr>
-      </w:pPr>
-      <w:r>
-        <w:rPr>
-          <w:rFonts w:ascii="Times New Roman" w:hAnsi="Times New Roman"/>
-          <w:sz w:val="24"/>
-        </w:rPr>
-        <w:t xml:space="preserve">Господи, помилуй </w:t>
+        <w:spacing w:after="120"/>
+        <w:jc w:val="both"/>
+      </w:pPr>
+      <w:r>
+        <w:rPr>
+          <w:rFonts w:ascii="Times New Roman" w:hAnsi="Times New Roman"/>
+          <w:sz w:val="24"/>
+        </w:rPr>
+        <w:t xml:space="preserve">Господи, помилуй. </w:t>
       </w:r>
       <w:r>
         <w:rPr>
@@ -1088,13 +1090,6 @@
         </w:rPr>
         <w:t>(3 р.)</w:t>
       </w:r>
-      <w:r>
-        <w:rPr>
-          <w:rFonts w:ascii="Times New Roman" w:hAnsi="Times New Roman"/>
-          <w:sz w:val="24"/>
-        </w:rPr>
-        <w:t>.</w:t>
-      </w:r>
     </w:p>
     <w:p>
       <w:pPr>
@@ -1355,17 +1350,15 @@
     </w:p>
     <w:p>
       <w:pPr>
-        <w:rPr>
-          <w:rFonts w:ascii="Times New Roman" w:hAnsi="Times New Roman"/>
-          <w:sz w:val="24"/>
-        </w:rPr>
-      </w:pPr>
-      <w:r>
-        <w:rPr>
-          <w:rFonts w:ascii="Times New Roman" w:hAnsi="Times New Roman"/>
-          <w:sz w:val="24"/>
-        </w:rPr>
-        <w:t xml:space="preserve">Святий Боже, святий Кріпкий, святий Безсмертний, помилуй нас </w:t>
+        <w:spacing w:after="120"/>
+        <w:jc w:val="both"/>
+      </w:pPr>
+      <w:r>
+        <w:rPr>
+          <w:rFonts w:ascii="Times New Roman" w:hAnsi="Times New Roman"/>
+          <w:sz w:val="24"/>
+        </w:rPr>
+        <w:t xml:space="preserve">Святий Боже, святий Кріпкий, святий Безсмертний, помилуй нас. </w:t>
       </w:r>
       <w:r>
         <w:rPr>
@@ -1376,13 +1369,6 @@
         </w:rPr>
         <w:t>(3 р.)</w:t>
       </w:r>
-      <w:r>
-        <w:rPr>
-          <w:rFonts w:ascii="Times New Roman" w:hAnsi="Times New Roman"/>
-          <w:sz w:val="24"/>
-        </w:rPr>
-        <w:t>.</w:t>
-      </w:r>
     </w:p>
     <w:p>
       <w:pPr>
@@ -1416,17 +1402,15 @@
     </w:p>
     <w:p>
       <w:pPr>
-        <w:rPr>
-          <w:rFonts w:ascii="Times New Roman" w:hAnsi="Times New Roman"/>
-          <w:sz w:val="24"/>
-        </w:rPr>
-      </w:pPr>
-      <w:r>
-        <w:rPr>
-          <w:rFonts w:ascii="Times New Roman" w:hAnsi="Times New Roman"/>
-          <w:sz w:val="24"/>
-        </w:rPr>
-        <w:t xml:space="preserve">Господи, помилуй </w:t>
+        <w:spacing w:after="120"/>
+        <w:jc w:val="both"/>
+      </w:pPr>
+      <w:r>
+        <w:rPr>
+          <w:rFonts w:ascii="Times New Roman" w:hAnsi="Times New Roman"/>
+          <w:sz w:val="24"/>
+        </w:rPr>
+        <w:t xml:space="preserve">Господи, помилуй. </w:t>
       </w:r>
       <w:r>
         <w:rPr>
@@ -1436,13 +1420,6 @@
           <w:sz w:val="24"/>
         </w:rPr>
         <w:t>(3 р.)</w:t>
-      </w:r>
-      <w:r>
-        <w:rPr>
-          <w:rFonts w:ascii="Times New Roman" w:hAnsi="Times New Roman"/>
-          <w:sz w:val="24"/>
-        </w:rPr>
-        <w:t>.</w:t>
       </w:r>
     </w:p>
     <w:p>
@@ -1696,17 +1673,15 @@
     </w:p>
     <w:p>
       <w:pPr>
-        <w:rPr>
-          <w:rFonts w:ascii="Times New Roman" w:hAnsi="Times New Roman"/>
-          <w:sz w:val="24"/>
-        </w:rPr>
-      </w:pPr>
-      <w:r>
-        <w:rPr>
-          <w:rFonts w:ascii="Times New Roman" w:hAnsi="Times New Roman"/>
-          <w:sz w:val="24"/>
-        </w:rPr>
-        <w:t xml:space="preserve">Господи, помилуй </w:t>
+        <w:spacing w:after="120"/>
+        <w:jc w:val="both"/>
+      </w:pPr>
+      <w:r>
+        <w:rPr>
+          <w:rFonts w:ascii="Times New Roman" w:hAnsi="Times New Roman"/>
+          <w:sz w:val="24"/>
+        </w:rPr>
+        <w:t xml:space="preserve">Господи, помилуй. </w:t>
       </w:r>
       <w:r>
         <w:rPr>
@@ -1717,13 +1692,6 @@
         </w:rPr>
         <w:t>(3 р.)</w:t>
       </w:r>
-      <w:r>
-        <w:rPr>
-          <w:rFonts w:ascii="Times New Roman" w:hAnsi="Times New Roman"/>
-          <w:sz w:val="24"/>
-        </w:rPr>
-        <w:t>.</w:t>
-      </w:r>
     </w:p>
     <w:p>
       <w:pPr>
@@ -1951,23 +1919,32 @@
     </w:p>
     <w:p>
       <w:pPr>
-        <w:rPr>
-          <w:rFonts w:ascii="Times New Roman" w:hAnsi="Times New Roman"/>
-          <w:i/>
-          <w:iCs/>
-          <w:color w:val="FF0000"/>
-          <w:sz w:val="24"/>
-        </w:rPr>
-      </w:pPr>
-      <w:r>
-        <w:rPr>
-          <w:rFonts w:ascii="Times New Roman" w:hAnsi="Times New Roman"/>
-          <w:i/>
-          <w:iCs/>
-          <w:color w:val="FF0000"/>
-          <w:sz w:val="24"/>
-        </w:rPr>
-        <w:t>І знову: молитва св. Єфрема і доземний поклін.</w:t>
+        <w:spacing w:after="120"/>
+      </w:pPr>
+      <w:r>
+        <w:rPr>
+          <w:rFonts w:ascii="Times New Roman" w:hAnsi="Times New Roman"/>
+          <w:color w:val="303030"/>
+          <w:sz w:val="24"/>
+        </w:rPr>
+        <w:t xml:space="preserve">Го́споди і Влади́ко життя́ мого́! Духа ліни́вства, недбайли́вости, властолю́б'я і пустомо́вства віджени́ від ме́не. Ду́ха чистоти́, поко́ри, терпели́вости й любо́ви дару́й мені, </w:t>
+      </w:r>
+      <w:r>
+        <w:rPr>
+          <w:rFonts w:ascii="Times New Roman" w:hAnsi="Times New Roman"/>
+          <w:color w:val="303030"/>
+          <w:sz w:val="24"/>
+        </w:rPr>
+        <w:t xml:space="preserve">слузі́ Твоє́му. Так, Го́споди, Ца́рю! Дай мені́ ба́чити гріхи́ мої́ і не осу́джувати бра́та мого́, бо Ти благослове́нний на ві́ки вікі́в. Амі́нь. </w:t>
+      </w:r>
+      <w:r>
+        <w:rPr>
+          <w:rFonts w:ascii="Times New Roman" w:hAnsi="Times New Roman"/>
+          <w:i/>
+          <w:color w:val="FF3333"/>
+          <w:sz w:val="24"/>
+        </w:rPr>
+        <w:t>(Доземний поклін)</w:t>
       </w:r>
     </w:p>
     <w:p>
@@ -1991,17 +1968,15 @@
     </w:p>
     <w:p>
       <w:pPr>
-        <w:rPr>
-          <w:rFonts w:ascii="Times New Roman" w:hAnsi="Times New Roman"/>
-          <w:sz w:val="24"/>
-        </w:rPr>
-      </w:pPr>
-      <w:r>
-        <w:rPr>
-          <w:rFonts w:ascii="Times New Roman" w:hAnsi="Times New Roman"/>
-          <w:sz w:val="24"/>
-        </w:rPr>
-        <w:t xml:space="preserve">Святий Боже, святий Кріпкий, святий Безсмертний, помилуй нас </w:t>
+        <w:spacing w:after="120"/>
+        <w:jc w:val="both"/>
+      </w:pPr>
+      <w:r>
+        <w:rPr>
+          <w:rFonts w:ascii="Times New Roman" w:hAnsi="Times New Roman"/>
+          <w:sz w:val="24"/>
+        </w:rPr>
+        <w:t xml:space="preserve">Святий Боже, святий Кріпкий, святий Безсмертний, помилуй нас. </w:t>
       </w:r>
       <w:r>
         <w:rPr>
@@ -2011,13 +1986,6 @@
           <w:sz w:val="24"/>
         </w:rPr>
         <w:t>(3 р.)</w:t>
-      </w:r>
-      <w:r>
-        <w:rPr>
-          <w:rFonts w:ascii="Times New Roman" w:hAnsi="Times New Roman"/>
-          <w:sz w:val="24"/>
-        </w:rPr>
-        <w:t>.</w:t>
       </w:r>
     </w:p>
     <w:p>
@@ -2053,17 +2021,15 @@
     </w:p>
     <w:p>
       <w:pPr>
-        <w:rPr>
-          <w:rFonts w:ascii="Times New Roman" w:hAnsi="Times New Roman"/>
-          <w:sz w:val="24"/>
-        </w:rPr>
-      </w:pPr>
-      <w:r>
-        <w:rPr>
-          <w:rFonts w:ascii="Times New Roman" w:hAnsi="Times New Roman"/>
-          <w:sz w:val="24"/>
-        </w:rPr>
-        <w:t xml:space="preserve">Господи, помилуй </w:t>
+        <w:spacing w:after="120"/>
+        <w:jc w:val="both"/>
+      </w:pPr>
+      <w:r>
+        <w:rPr>
+          <w:rFonts w:ascii="Times New Roman" w:hAnsi="Times New Roman"/>
+          <w:sz w:val="24"/>
+        </w:rPr>
+        <w:t xml:space="preserve">Господи, помилуй. </w:t>
       </w:r>
       <w:r>
         <w:rPr>
@@ -2074,13 +2040,6 @@
         </w:rPr>
         <w:t>(3 р.)</w:t>
       </w:r>
-      <w:r>
-        <w:rPr>
-          <w:rFonts w:ascii="Times New Roman" w:hAnsi="Times New Roman"/>
-          <w:sz w:val="24"/>
-        </w:rPr>
-        <w:t>.</w:t>
-      </w:r>
     </w:p>
     <w:p>
       <w:pPr>
@@ -2273,26 +2232,32 @@
     </w:p>
     <w:p>
       <w:pPr>
-        <w:rPr>
-          <w:rFonts w:ascii="Times New Roman" w:hAnsi="Times New Roman"/>
-          <w:sz w:val="24"/>
-        </w:rPr>
-      </w:pPr>
-      <w:r>
-        <w:rPr>
-          <w:rFonts w:ascii="Times New Roman" w:hAnsi="Times New Roman"/>
-          <w:i/>
-          <w:color w:val="FF0000"/>
-          <w:sz w:val="24"/>
-        </w:rPr>
-        <w:t xml:space="preserve">Священик: </w:t>
-      </w:r>
-      <w:r>
-        <w:rPr>
-          <w:rFonts w:ascii="Times New Roman" w:hAnsi="Times New Roman"/>
-          <w:sz w:val="24"/>
-        </w:rPr>
-        <w:t>Слава тобі, Христе Боже, надіє наша, слава тобі!</w:t>
+        <w:spacing w:after="120"/>
+        <w:jc w:val="both"/>
+      </w:pPr>
+      <w:r>
+        <w:rPr>
+          <w:rFonts w:ascii="Times New Roman" w:hAnsi="Times New Roman"/>
+          <w:i/>
+          <w:color w:val="FF0000"/>
+          <w:sz w:val="24"/>
+        </w:rPr>
+        <w:t>Священик:</w:t>
+      </w:r>
+      <w:r>
+        <w:rPr>
+          <w:rFonts w:ascii="Times New Roman" w:hAnsi="Times New Roman"/>
+          <w:color w:val="FF0000"/>
+          <w:sz w:val="24"/>
+        </w:rPr>
+        <w:t xml:space="preserve"> </w:t>
+      </w:r>
+      <w:r>
+        <w:rPr>
+          <w:rFonts w:ascii="Times New Roman" w:hAnsi="Times New Roman"/>
+          <w:sz w:val="24"/>
+        </w:rPr>
+        <w:t>Слава тобі, Христе Боже, уповання наше, слава тобі!</w:t>
       </w:r>
     </w:p>
     <w:p>
@@ -2457,6 +2422,187 @@
     </w:p>
     <w:p>
       <w:pPr>
+        <w:spacing w:after="120"/>
+      </w:pPr>
+      <w:r>
+        <w:rPr>
+          <w:rFonts w:ascii="Times New Roman" w:hAnsi="Times New Roman"/>
+          <w:i/>
+          <w:color w:val="FF0000"/>
+          <w:sz w:val="24"/>
+        </w:rPr>
+        <w:t>Вірні:</w:t>
+      </w:r>
+      <w:r>
+        <w:rPr>
+          <w:rFonts w:ascii="Times New Roman" w:hAnsi="Times New Roman"/>
+          <w:color w:val="FF0000"/>
+          <w:sz w:val="24"/>
+        </w:rPr>
+        <w:t xml:space="preserve"> </w:t>
+      </w:r>
+      <w:r>
+        <w:rPr>
+          <w:rFonts w:ascii="Times New Roman" w:hAnsi="Times New Roman"/>
+          <w:sz w:val="24"/>
+        </w:rPr>
+        <w:t>Амі́нь.</w:t>
+      </w:r>
+    </w:p>
+    <w:p>
+      <w:pPr>
+        <w:spacing w:after="120"/>
+      </w:pPr>
+      <w:r>
+        <w:rPr>
+          <w:rFonts w:ascii="Times New Roman" w:hAnsi="Times New Roman"/>
+          <w:sz w:val="24"/>
+        </w:rPr>
+        <w:t>Сла́ва Тобі́, Бо́же наш, сла́ва Тобі́.</w:t>
+      </w:r>
+    </w:p>
+    <w:p>
+      <w:pPr>
+        <w:spacing w:after="120"/>
+      </w:pPr>
+      <w:r>
+        <w:rPr>
+          <w:rFonts w:ascii="Times New Roman" w:hAnsi="Times New Roman"/>
+          <w:sz w:val="24"/>
+        </w:rPr>
+        <w:t>Ца́рю небе́сний, утіши́телю, Ду́ше íстини,* що всю́ди єси́ і все наповня́єш,* скарбни́це благ і життя́ пода́телю,* прийди́, і всели́ся в нас,* і очи́сти нас від уся́кої скве́рни,* і спаси́, благи́й, ду́ші на́ші.</w:t>
+      </w:r>
+    </w:p>
+    <w:p>
+      <w:pPr>
+        <w:spacing w:after="120"/>
+        <w:jc w:val="both"/>
+      </w:pPr>
+      <w:r>
+        <w:rPr>
+          <w:rFonts w:ascii="Times New Roman" w:hAnsi="Times New Roman"/>
+          <w:sz w:val="24"/>
+        </w:rPr>
+        <w:t xml:space="preserve">Святий Боже, святий Кріпкий, святий Безсмертний, помилуй нас. </w:t>
+      </w:r>
+      <w:r>
+        <w:rPr>
+          <w:rFonts w:ascii="Times New Roman" w:hAnsi="Times New Roman"/>
+          <w:i/>
+          <w:color w:val="FF0000"/>
+          <w:sz w:val="24"/>
+        </w:rPr>
+        <w:t>(3 р.)</w:t>
+      </w:r>
+    </w:p>
+    <w:p>
+      <w:pPr>
+        <w:rPr>
+          <w:rFonts w:ascii="Times New Roman" w:hAnsi="Times New Roman"/>
+          <w:sz w:val="24"/>
+        </w:rPr>
+      </w:pPr>
+      <w:r>
+        <w:rPr>
+          <w:rFonts w:ascii="Times New Roman" w:hAnsi="Times New Roman"/>
+          <w:sz w:val="24"/>
+        </w:rPr>
+        <w:t>Слава Отцю, і Сину, і Святому Духові,* і нині і повсякчас, і на віки вічні. Амінь.</w:t>
+      </w:r>
+    </w:p>
+    <w:p>
+      <w:pPr>
+        <w:rPr>
+          <w:rFonts w:ascii="Times New Roman" w:hAnsi="Times New Roman"/>
+          <w:sz w:val="24"/>
+        </w:rPr>
+      </w:pPr>
+      <w:r>
+        <w:rPr>
+          <w:rFonts w:ascii="Times New Roman" w:hAnsi="Times New Roman"/>
+          <w:sz w:val="24"/>
+        </w:rPr>
+        <w:t>Пресвята Тройце, помилуй нас;* Господи, очисти гріхи наші;* Владико, прости беззаконня наші;* Святий, завітай і зціли немочі наші імени твого ради.</w:t>
+      </w:r>
+    </w:p>
+    <w:p>
+      <w:pPr>
+        <w:spacing w:after="120"/>
+        <w:jc w:val="both"/>
+      </w:pPr>
+      <w:r>
+        <w:rPr>
+          <w:rFonts w:ascii="Times New Roman" w:hAnsi="Times New Roman"/>
+          <w:sz w:val="24"/>
+        </w:rPr>
+        <w:t xml:space="preserve">Господи, помилуй. </w:t>
+      </w:r>
+      <w:r>
+        <w:rPr>
+          <w:rFonts w:ascii="Times New Roman" w:hAnsi="Times New Roman"/>
+          <w:i/>
+          <w:color w:val="FF0000"/>
+          <w:sz w:val="24"/>
+        </w:rPr>
+        <w:t>(3 р.)</w:t>
+      </w:r>
+    </w:p>
+    <w:p>
+      <w:pPr>
+        <w:rPr>
+          <w:rFonts w:ascii="Times New Roman" w:hAnsi="Times New Roman"/>
+          <w:sz w:val="24"/>
+        </w:rPr>
+      </w:pPr>
+      <w:r>
+        <w:rPr>
+          <w:rFonts w:ascii="Times New Roman" w:hAnsi="Times New Roman"/>
+          <w:sz w:val="24"/>
+        </w:rPr>
+        <w:t>Слава Отцю, і Сину, і Святому Духові,* і нині і повсякчас, і на віки вічні. Амінь.</w:t>
+      </w:r>
+    </w:p>
+    <w:p>
+      <w:pPr>
+        <w:rPr>
+          <w:rFonts w:ascii="Times New Roman" w:hAnsi="Times New Roman"/>
+          <w:sz w:val="24"/>
+        </w:rPr>
+      </w:pPr>
+      <w:r>
+        <w:rPr>
+          <w:rFonts w:ascii="Times New Roman" w:hAnsi="Times New Roman"/>
+          <w:sz w:val="24"/>
+        </w:rPr>
+        <w:t>Отче наш, що єси на небесах,* нехай святиться ім’я твоє,* нехай прийде царство твоє,* нехай буде воля твоя, як на небі, так і на землі.* Хліб наш насущний дай нам сьогодні,* і прости нам провини наші,* як і ми прощаємо винуватцям нашим,* і не введи нас у спокусу,* але визволи нас від лукавого.</w:t>
+      </w:r>
+    </w:p>
+    <w:p>
+      <w:pPr>
+        <w:rPr>
+          <w:rFonts w:ascii="Times New Roman" w:hAnsi="Times New Roman"/>
+          <w:sz w:val="24"/>
+        </w:rPr>
+      </w:pPr>
+      <w:r>
+        <w:rPr>
+          <w:rFonts w:ascii="Times New Roman" w:hAnsi="Times New Roman"/>
+          <w:i/>
+          <w:color w:val="FF0000"/>
+          <w:sz w:val="24"/>
+        </w:rPr>
+        <w:t xml:space="preserve">Священик: </w:t>
+      </w:r>
+      <w:r>
+        <w:rPr>
+          <w:rFonts w:ascii="Times New Roman" w:hAnsi="Times New Roman"/>
+          <w:sz w:val="24"/>
+        </w:rPr>
+        <w:t>Бо твоє є царство, і сила, і слава, Отця, і Сина, і Святого Духа, нині і повсякчас, і на віки вічні.</w:t>
+      </w:r>
+    </w:p>
+    <w:p>
+      <w:pPr>
         <w:rPr>
           <w:rFonts w:ascii="Times New Roman" w:hAnsi="Times New Roman"/>
           <w:sz w:val="24"/>
@@ -2476,46 +2622,31 @@
           <w:rFonts w:ascii="Times New Roman" w:hAnsi="Times New Roman"/>
           <w:sz w:val="24"/>
         </w:rPr>
-        <w:t>Амінь. Слава тобі, Боже наш, слава тобі.</w:t>
-      </w:r>
-    </w:p>
-    <w:p>
-      <w:pPr>
-        <w:rPr>
-          <w:rFonts w:ascii="Times New Roman" w:hAnsi="Times New Roman"/>
-          <w:sz w:val="24"/>
-        </w:rPr>
-      </w:pPr>
-      <w:r>
-        <w:rPr>
-          <w:rFonts w:ascii="Times New Roman" w:hAnsi="Times New Roman"/>
-          <w:sz w:val="24"/>
-        </w:rPr>
-        <w:t>Царю небесний, утішителю, Душе істини,* що всюди єси і все наповняєш,* скарбе дібр і життя подателю,* прийди і вселися в нас,* і очисти нас від усякої скверни,* і спаси, Благий, душі наші.</w:t>
-      </w:r>
-    </w:p>
-    <w:p>
-      <w:pPr>
-        <w:rPr>
-          <w:rFonts w:ascii="Times New Roman" w:hAnsi="Times New Roman"/>
-          <w:sz w:val="24"/>
-        </w:rPr>
-      </w:pPr>
-      <w:r>
-        <w:rPr>
-          <w:rFonts w:ascii="Times New Roman" w:hAnsi="Times New Roman"/>
-          <w:sz w:val="24"/>
-        </w:rPr>
-        <w:t xml:space="preserve">Святий Боже, святий Кріпкий, святий Безсмертний, помилуй нас </w:t>
-      </w:r>
-      <w:r>
-        <w:rPr>
-          <w:rFonts w:ascii="Times New Roman" w:hAnsi="Times New Roman"/>
-          <w:i/>
-          <w:color w:val="FF0000"/>
-          <w:sz w:val="24"/>
-        </w:rPr>
-        <w:t>(3 р.)</w:t>
+        <w:t>Амінь.</w:t>
+      </w:r>
+    </w:p>
+    <w:p>
+      <w:pPr>
+        <w:rPr>
+          <w:rFonts w:ascii="Times New Roman" w:hAnsi="Times New Roman"/>
+          <w:sz w:val="24"/>
+        </w:rPr>
+      </w:pPr>
+      <w:r>
+        <w:rPr>
+          <w:rFonts w:ascii="Times New Roman" w:hAnsi="Times New Roman"/>
+          <w:sz w:val="24"/>
+        </w:rPr>
+        <w:t xml:space="preserve">Господи, помилуй </w:t>
+      </w:r>
+      <w:r>
+        <w:rPr>
+          <w:rFonts w:ascii="Times New Roman" w:hAnsi="Times New Roman"/>
+          <w:i/>
+          <w:color w:val="FF0000"/>
+          <w:sz w:val="24"/>
+        </w:rPr>
+        <w:t>(12 р.)</w:t>
       </w:r>
       <w:r>
         <w:rPr>
@@ -2542,217 +2673,41 @@
     </w:p>
     <w:p>
       <w:pPr>
-        <w:rPr>
-          <w:rFonts w:ascii="Times New Roman" w:hAnsi="Times New Roman"/>
-          <w:sz w:val="24"/>
-        </w:rPr>
-      </w:pPr>
-      <w:r>
-        <w:rPr>
-          <w:rFonts w:ascii="Times New Roman" w:hAnsi="Times New Roman"/>
-          <w:sz w:val="24"/>
-        </w:rPr>
-        <w:t>Пресвята Тройце, помилуй нас;* Господи, очисти гріхи наші;* Владико, прости беззаконня наші;* Святий, завітай і зціли немочі наші імени твого ради.</w:t>
-      </w:r>
-    </w:p>
-    <w:p>
-      <w:pPr>
-        <w:rPr>
-          <w:rFonts w:ascii="Times New Roman" w:hAnsi="Times New Roman"/>
-          <w:sz w:val="24"/>
-        </w:rPr>
-      </w:pPr>
-      <w:r>
-        <w:rPr>
-          <w:rFonts w:ascii="Times New Roman" w:hAnsi="Times New Roman"/>
-          <w:sz w:val="24"/>
-        </w:rPr>
-        <w:t xml:space="preserve">Господи, помилуй </w:t>
-      </w:r>
-      <w:r>
-        <w:rPr>
-          <w:rFonts w:ascii="Times New Roman" w:hAnsi="Times New Roman"/>
-          <w:i/>
-          <w:color w:val="FF0000"/>
-          <w:sz w:val="24"/>
-        </w:rPr>
-        <w:t>(3 р.)</w:t>
-      </w:r>
-      <w:r>
-        <w:rPr>
-          <w:rFonts w:ascii="Times New Roman" w:hAnsi="Times New Roman"/>
-          <w:sz w:val="24"/>
-        </w:rPr>
-        <w:t>.</w:t>
-      </w:r>
-    </w:p>
-    <w:p>
-      <w:pPr>
-        <w:rPr>
-          <w:rFonts w:ascii="Times New Roman" w:hAnsi="Times New Roman"/>
-          <w:sz w:val="24"/>
-        </w:rPr>
-      </w:pPr>
-      <w:r>
-        <w:rPr>
-          <w:rFonts w:ascii="Times New Roman" w:hAnsi="Times New Roman"/>
-          <w:sz w:val="24"/>
-        </w:rPr>
-        <w:t>Слава Отцю, і Сину, і Святому Духові,* і нині і повсякчас, і на віки вічні. Амінь.</w:t>
-      </w:r>
-    </w:p>
-    <w:p>
-      <w:pPr>
-        <w:rPr>
-          <w:rFonts w:ascii="Times New Roman" w:hAnsi="Times New Roman"/>
-          <w:sz w:val="24"/>
-        </w:rPr>
-      </w:pPr>
-      <w:r>
-        <w:rPr>
-          <w:rFonts w:ascii="Times New Roman" w:hAnsi="Times New Roman"/>
-          <w:sz w:val="24"/>
-        </w:rPr>
-        <w:t>Отче наш, що єси на небесах,* нехай святиться ім’я твоє,* нехай прийде царство твоє,* нехай буде воля твоя, як на небі, так і на землі.* Хліб наш насущний дай нам сьогодні,* і прости нам провини наші,* як і ми прощаємо винуватцям нашим,* і не введи нас у спокусу,* але визволи нас від лукавого.</w:t>
-      </w:r>
-    </w:p>
-    <w:p>
-      <w:pPr>
-        <w:rPr>
-          <w:rFonts w:ascii="Times New Roman" w:hAnsi="Times New Roman"/>
-          <w:sz w:val="24"/>
-        </w:rPr>
-      </w:pPr>
-      <w:r>
-        <w:rPr>
-          <w:rFonts w:ascii="Times New Roman" w:hAnsi="Times New Roman"/>
-          <w:i/>
-          <w:color w:val="FF0000"/>
-          <w:sz w:val="24"/>
-        </w:rPr>
-        <w:t xml:space="preserve">Священик: </w:t>
-      </w:r>
-      <w:r>
-        <w:rPr>
-          <w:rFonts w:ascii="Times New Roman" w:hAnsi="Times New Roman"/>
-          <w:sz w:val="24"/>
-        </w:rPr>
-        <w:t>Бо твоє є царство, і сила, і слава, Отця, і Сина, і Святого Духа, нині і повсякчас, і на віки вічні.</w:t>
-      </w:r>
-    </w:p>
-    <w:p>
-      <w:pPr>
-        <w:rPr>
-          <w:rFonts w:ascii="Times New Roman" w:hAnsi="Times New Roman"/>
-          <w:sz w:val="24"/>
-        </w:rPr>
-      </w:pPr>
-      <w:r>
-        <w:rPr>
-          <w:rFonts w:ascii="Times New Roman" w:hAnsi="Times New Roman"/>
-          <w:i/>
-          <w:color w:val="FF0000"/>
-          <w:sz w:val="24"/>
-        </w:rPr>
-        <w:t xml:space="preserve">Вірні: </w:t>
-      </w:r>
-      <w:r>
-        <w:rPr>
-          <w:rFonts w:ascii="Times New Roman" w:hAnsi="Times New Roman"/>
-          <w:sz w:val="24"/>
-        </w:rPr>
-        <w:t>Амінь.</w:t>
-      </w:r>
-    </w:p>
-    <w:p>
-      <w:pPr>
-        <w:rPr>
-          <w:rFonts w:ascii="Times New Roman" w:hAnsi="Times New Roman"/>
-          <w:sz w:val="24"/>
-        </w:rPr>
-      </w:pPr>
-      <w:r>
-        <w:rPr>
-          <w:rFonts w:ascii="Times New Roman" w:hAnsi="Times New Roman"/>
-          <w:sz w:val="24"/>
-        </w:rPr>
-        <w:t xml:space="preserve">Господи, помилуй </w:t>
-      </w:r>
-      <w:r>
-        <w:rPr>
-          <w:rFonts w:ascii="Times New Roman" w:hAnsi="Times New Roman"/>
-          <w:i/>
-          <w:color w:val="FF0000"/>
-          <w:sz w:val="24"/>
-        </w:rPr>
-        <w:t>(12 р.)</w:t>
-      </w:r>
-      <w:r>
-        <w:rPr>
-          <w:rFonts w:ascii="Times New Roman" w:hAnsi="Times New Roman"/>
-          <w:sz w:val="24"/>
-        </w:rPr>
-        <w:t>.</w:t>
-      </w:r>
-    </w:p>
-    <w:p>
-      <w:pPr>
-        <w:rPr>
-          <w:rFonts w:ascii="Times New Roman" w:hAnsi="Times New Roman"/>
-          <w:sz w:val="24"/>
-        </w:rPr>
-      </w:pPr>
-      <w:r>
-        <w:rPr>
-          <w:rFonts w:ascii="Times New Roman" w:hAnsi="Times New Roman"/>
-          <w:sz w:val="24"/>
-        </w:rPr>
-        <w:t>Слава Отцю, і Сину, і Святому Духові,* і нині і повсякчас, і на віки вічні. Амінь.</w:t>
-      </w:r>
-    </w:p>
-    <w:p>
-      <w:pPr>
-        <w:rPr>
-          <w:rFonts w:ascii="Times New Roman" w:hAnsi="Times New Roman"/>
-          <w:sz w:val="24"/>
-        </w:rPr>
-      </w:pPr>
-      <w:r>
-        <w:rPr>
-          <w:rFonts w:ascii="Times New Roman" w:hAnsi="Times New Roman"/>
-          <w:sz w:val="24"/>
-        </w:rPr>
-        <w:t>Прийдіте, поклонімся* Цареві нашому Богу.</w:t>
-      </w:r>
-    </w:p>
-    <w:p>
-      <w:pPr>
-        <w:rPr>
-          <w:rFonts w:ascii="Times New Roman" w:hAnsi="Times New Roman"/>
-          <w:sz w:val="24"/>
-        </w:rPr>
-      </w:pPr>
-      <w:r>
-        <w:rPr>
-          <w:rFonts w:ascii="Times New Roman" w:hAnsi="Times New Roman"/>
-          <w:sz w:val="24"/>
-        </w:rPr>
-        <w:t>Прийдіте, поклонімся* Христові, Цареві нашому Богу.</w:t>
-      </w:r>
-    </w:p>
-    <w:p>
-      <w:pPr>
-        <w:rPr>
-          <w:rFonts w:ascii="Times New Roman" w:hAnsi="Times New Roman"/>
-          <w:sz w:val="24"/>
-        </w:rPr>
-      </w:pPr>
-      <w:r>
-        <w:rPr>
-          <w:rFonts w:ascii="Times New Roman" w:hAnsi="Times New Roman"/>
-          <w:sz w:val="24"/>
-        </w:rPr>
-        <w:t>Прийдіте, поклонімся і припадім* до самого Господа Ісуса Христа, Царя і Бога нашого.</w:t>
+        <w:spacing w:after="120"/>
+        <w:jc w:val="both"/>
+      </w:pPr>
+      <w:r>
+        <w:rPr>
+          <w:rFonts w:ascii="Times New Roman" w:hAnsi="Times New Roman"/>
+          <w:sz w:val="24"/>
+        </w:rPr>
+        <w:t>Прийді́те, поклоні́мся* царе́ві на́шому – Бо́гу.</w:t>
+      </w:r>
+    </w:p>
+    <w:p>
+      <w:pPr>
+        <w:spacing w:after="120"/>
+        <w:jc w:val="both"/>
+      </w:pPr>
+      <w:r>
+        <w:rPr>
+          <w:rFonts w:ascii="Times New Roman" w:hAnsi="Times New Roman"/>
+          <w:sz w:val="24"/>
+        </w:rPr>
+        <w:t>Прийді́те, поклоні́мся* Христо́ві, царе́ві на́шому – Бо́гу.</w:t>
+      </w:r>
+    </w:p>
+    <w:p>
+      <w:pPr>
+        <w:spacing w:after="120"/>
+        <w:jc w:val="both"/>
+      </w:pPr>
+      <w:r>
+        <w:rPr>
+          <w:rFonts w:ascii="Times New Roman" w:hAnsi="Times New Roman"/>
+          <w:sz w:val="24"/>
+        </w:rPr>
+        <w:t>Прийді́те, поклоні́мся і припаді́м* до само́го Го́спода Ісу́са Христа́ – царя́ і Бо́га на́шого.</w:t>
       </w:r>
     </w:p>
     <w:p>
@@ -3744,17 +3699,15 @@
     </w:p>
     <w:p>
       <w:pPr>
-        <w:rPr>
-          <w:rFonts w:ascii="Times New Roman" w:hAnsi="Times New Roman"/>
-          <w:sz w:val="24"/>
-        </w:rPr>
-      </w:pPr>
-      <w:r>
-        <w:rPr>
-          <w:rFonts w:ascii="Times New Roman" w:hAnsi="Times New Roman"/>
-          <w:sz w:val="24"/>
-        </w:rPr>
-        <w:t xml:space="preserve">Господи, помилуй </w:t>
+        <w:spacing w:after="120"/>
+        <w:jc w:val="both"/>
+      </w:pPr>
+      <w:r>
+        <w:rPr>
+          <w:rFonts w:ascii="Times New Roman" w:hAnsi="Times New Roman"/>
+          <w:sz w:val="24"/>
+        </w:rPr>
+        <w:t xml:space="preserve">Господи, помилуй. </w:t>
       </w:r>
       <w:r>
         <w:rPr>
@@ -3764,13 +3717,6 @@
           <w:sz w:val="24"/>
         </w:rPr>
         <w:t>(3 р.)</w:t>
-      </w:r>
-      <w:r>
-        <w:rPr>
-          <w:rFonts w:ascii="Times New Roman" w:hAnsi="Times New Roman"/>
-          <w:sz w:val="24"/>
-        </w:rPr>
-        <w:t>.</w:t>
       </w:r>
     </w:p>
     <w:p>
@@ -3972,17 +3918,15 @@
     </w:p>
     <w:p>
       <w:pPr>
-        <w:rPr>
-          <w:rFonts w:ascii="Times New Roman" w:hAnsi="Times New Roman"/>
-          <w:sz w:val="24"/>
-        </w:rPr>
-      </w:pPr>
-      <w:r>
-        <w:rPr>
-          <w:rFonts w:ascii="Times New Roman" w:hAnsi="Times New Roman"/>
-          <w:sz w:val="24"/>
-        </w:rPr>
-        <w:t xml:space="preserve">Святий Боже, святий Кріпкий, святий Безсмертний, помилуй нас </w:t>
+        <w:spacing w:after="120"/>
+        <w:jc w:val="both"/>
+      </w:pPr>
+      <w:r>
+        <w:rPr>
+          <w:rFonts w:ascii="Times New Roman" w:hAnsi="Times New Roman"/>
+          <w:sz w:val="24"/>
+        </w:rPr>
+        <w:t xml:space="preserve">Святий Боже, святий Кріпкий, святий Безсмертний, помилуй нас. </w:t>
       </w:r>
       <w:r>
         <w:rPr>
@@ -3993,13 +3937,6 @@
         </w:rPr>
         <w:t>(3 р.)</w:t>
       </w:r>
-      <w:r>
-        <w:rPr>
-          <w:rFonts w:ascii="Times New Roman" w:hAnsi="Times New Roman"/>
-          <w:sz w:val="24"/>
-        </w:rPr>
-        <w:t>.</w:t>
-      </w:r>
     </w:p>
     <w:p>
       <w:pPr>
@@ -4033,17 +3970,15 @@
     </w:p>
     <w:p>
       <w:pPr>
-        <w:rPr>
-          <w:rFonts w:ascii="Times New Roman" w:hAnsi="Times New Roman"/>
-          <w:sz w:val="24"/>
-        </w:rPr>
-      </w:pPr>
-      <w:r>
-        <w:rPr>
-          <w:rFonts w:ascii="Times New Roman" w:hAnsi="Times New Roman"/>
-          <w:sz w:val="24"/>
-        </w:rPr>
-        <w:t xml:space="preserve">Господи, помилуй </w:t>
+        <w:spacing w:after="120"/>
+        <w:jc w:val="both"/>
+      </w:pPr>
+      <w:r>
+        <w:rPr>
+          <w:rFonts w:ascii="Times New Roman" w:hAnsi="Times New Roman"/>
+          <w:sz w:val="24"/>
+        </w:rPr>
+        <w:t xml:space="preserve">Господи, помилуй. </w:t>
       </w:r>
       <w:r>
         <w:rPr>
@@ -4053,13 +3988,6 @@
           <w:sz w:val="24"/>
         </w:rPr>
         <w:t>(3 р.)</w:t>
-      </w:r>
-      <w:r>
-        <w:rPr>
-          <w:rFonts w:ascii="Times New Roman" w:hAnsi="Times New Roman"/>
-          <w:sz w:val="24"/>
-        </w:rPr>
-        <w:t>.</w:t>
       </w:r>
     </w:p>
     <w:p>
@@ -4296,17 +4224,15 @@
     </w:p>
     <w:p>
       <w:pPr>
-        <w:rPr>
-          <w:rFonts w:ascii="Times New Roman" w:hAnsi="Times New Roman"/>
-          <w:sz w:val="24"/>
-        </w:rPr>
-      </w:pPr>
-      <w:r>
-        <w:rPr>
-          <w:rFonts w:ascii="Times New Roman" w:hAnsi="Times New Roman"/>
-          <w:sz w:val="24"/>
-        </w:rPr>
-        <w:t xml:space="preserve">Господи, помилуй </w:t>
+        <w:spacing w:after="120"/>
+        <w:jc w:val="both"/>
+      </w:pPr>
+      <w:r>
+        <w:rPr>
+          <w:rFonts w:ascii="Times New Roman" w:hAnsi="Times New Roman"/>
+          <w:sz w:val="24"/>
+        </w:rPr>
+        <w:t xml:space="preserve">Господи, помилуй. </w:t>
       </w:r>
       <w:r>
         <w:rPr>
@@ -4316,13 +4242,6 @@
           <w:sz w:val="24"/>
         </w:rPr>
         <w:t>(3 р.)</w:t>
-      </w:r>
-      <w:r>
-        <w:rPr>
-          <w:rFonts w:ascii="Times New Roman" w:hAnsi="Times New Roman"/>
-          <w:sz w:val="24"/>
-        </w:rPr>
-        <w:t>.</w:t>
       </w:r>
     </w:p>
     <w:p>
@@ -4552,23 +4471,32 @@
     </w:p>
     <w:p>
       <w:pPr>
-        <w:rPr>
-          <w:rFonts w:ascii="Times New Roman" w:hAnsi="Times New Roman"/>
-          <w:i/>
-          <w:iCs/>
-          <w:color w:val="FF0000"/>
-          <w:sz w:val="24"/>
-        </w:rPr>
-      </w:pPr>
-      <w:r>
-        <w:rPr>
-          <w:rFonts w:ascii="Times New Roman" w:hAnsi="Times New Roman"/>
-          <w:i/>
-          <w:iCs/>
-          <w:color w:val="FF0000"/>
-          <w:sz w:val="24"/>
-        </w:rPr>
-        <w:t>І знову: молитва св. Єфрема і доземний поклін.</w:t>
+        <w:spacing w:after="120"/>
+      </w:pPr>
+      <w:r>
+        <w:rPr>
+          <w:rFonts w:ascii="Times New Roman" w:hAnsi="Times New Roman"/>
+          <w:color w:val="303030"/>
+          <w:sz w:val="24"/>
+        </w:rPr>
+        <w:t xml:space="preserve">Го́споди і Влади́ко життя́ мого́! Духа ліни́вства, недбайли́вости, властолю́б'я і пустомо́вства віджени́ від ме́не. Ду́ха чистоти́, поко́ри, терпели́вости й любо́ви дару́й мені, </w:t>
+      </w:r>
+      <w:r>
+        <w:rPr>
+          <w:rFonts w:ascii="Times New Roman" w:hAnsi="Times New Roman"/>
+          <w:color w:val="303030"/>
+          <w:sz w:val="24"/>
+        </w:rPr>
+        <w:t xml:space="preserve">слузі́ Твоє́му. Так, Го́споди, Ца́рю! Дай мені́ ба́чити гріхи́ мої́ і не осу́джувати бра́та мого́, бо Ти благослове́нний на ві́ки вікі́в. Амі́нь. </w:t>
+      </w:r>
+      <w:r>
+        <w:rPr>
+          <w:rFonts w:ascii="Times New Roman" w:hAnsi="Times New Roman"/>
+          <w:i/>
+          <w:color w:val="FF3333"/>
+          <w:sz w:val="24"/>
+        </w:rPr>
+        <w:t>(Доземний поклін)</w:t>
       </w:r>
     </w:p>
     <w:p>
@@ -4592,17 +4520,15 @@
     </w:p>
     <w:p>
       <w:pPr>
-        <w:rPr>
-          <w:rFonts w:ascii="Times New Roman" w:hAnsi="Times New Roman"/>
-          <w:sz w:val="24"/>
-        </w:rPr>
-      </w:pPr>
-      <w:r>
-        <w:rPr>
-          <w:rFonts w:ascii="Times New Roman" w:hAnsi="Times New Roman"/>
-          <w:sz w:val="24"/>
-        </w:rPr>
-        <w:t xml:space="preserve">Святий Боже, святий Кріпкий, святий Безсмертний, помилуй нас </w:t>
+        <w:spacing w:after="120"/>
+        <w:jc w:val="both"/>
+      </w:pPr>
+      <w:r>
+        <w:rPr>
+          <w:rFonts w:ascii="Times New Roman" w:hAnsi="Times New Roman"/>
+          <w:sz w:val="24"/>
+        </w:rPr>
+        <w:t xml:space="preserve">Святий Боже, святий Кріпкий, святий Безсмертний, помилуй нас. </w:t>
       </w:r>
       <w:r>
         <w:rPr>
@@ -4613,13 +4539,6 @@
         </w:rPr>
         <w:t>(3 р.)</w:t>
       </w:r>
-      <w:r>
-        <w:rPr>
-          <w:rFonts w:ascii="Times New Roman" w:hAnsi="Times New Roman"/>
-          <w:sz w:val="24"/>
-        </w:rPr>
-        <w:t>.</w:t>
-      </w:r>
     </w:p>
     <w:p>
       <w:pPr>
@@ -4653,17 +4572,15 @@
     </w:p>
     <w:p>
       <w:pPr>
-        <w:rPr>
-          <w:rFonts w:ascii="Times New Roman" w:hAnsi="Times New Roman"/>
-          <w:sz w:val="24"/>
-        </w:rPr>
-      </w:pPr>
-      <w:r>
-        <w:rPr>
-          <w:rFonts w:ascii="Times New Roman" w:hAnsi="Times New Roman"/>
-          <w:sz w:val="24"/>
-        </w:rPr>
-        <w:t xml:space="preserve">Господи, помилуй </w:t>
+        <w:spacing w:after="120"/>
+        <w:jc w:val="both"/>
+      </w:pPr>
+      <w:r>
+        <w:rPr>
+          <w:rFonts w:ascii="Times New Roman" w:hAnsi="Times New Roman"/>
+          <w:sz w:val="24"/>
+        </w:rPr>
+        <w:t xml:space="preserve">Господи, помилуй. </w:t>
       </w:r>
       <w:r>
         <w:rPr>
@@ -4673,13 +4590,6 @@
           <w:sz w:val="24"/>
         </w:rPr>
         <w:t>(3 р.)</w:t>
-      </w:r>
-      <w:r>
-        <w:rPr>
-          <w:rFonts w:ascii="Times New Roman" w:hAnsi="Times New Roman"/>
-          <w:sz w:val="24"/>
-        </w:rPr>
-        <w:t>.</w:t>
       </w:r>
     </w:p>
     <w:p>
@@ -4899,26 +4809,32 @@
     </w:p>
     <w:p>
       <w:pPr>
-        <w:rPr>
-          <w:rFonts w:ascii="Times New Roman" w:hAnsi="Times New Roman"/>
-          <w:sz w:val="24"/>
-        </w:rPr>
-      </w:pPr>
-      <w:r>
-        <w:rPr>
-          <w:rFonts w:ascii="Times New Roman" w:hAnsi="Times New Roman"/>
-          <w:i/>
-          <w:color w:val="FF0000"/>
-          <w:sz w:val="24"/>
-        </w:rPr>
-        <w:t xml:space="preserve">Священик: </w:t>
-      </w:r>
-      <w:r>
-        <w:rPr>
-          <w:rFonts w:ascii="Times New Roman" w:hAnsi="Times New Roman"/>
-          <w:sz w:val="24"/>
-        </w:rPr>
-        <w:t>Слава тобі, Христе Боже, надіє наша, слава тобі!</w:t>
+        <w:spacing w:after="120"/>
+        <w:jc w:val="both"/>
+      </w:pPr>
+      <w:r>
+        <w:rPr>
+          <w:rFonts w:ascii="Times New Roman" w:hAnsi="Times New Roman"/>
+          <w:i/>
+          <w:color w:val="FF0000"/>
+          <w:sz w:val="24"/>
+        </w:rPr>
+        <w:t>Священик:</w:t>
+      </w:r>
+      <w:r>
+        <w:rPr>
+          <w:rFonts w:ascii="Times New Roman" w:hAnsi="Times New Roman"/>
+          <w:color w:val="FF0000"/>
+          <w:sz w:val="24"/>
+        </w:rPr>
+        <w:t xml:space="preserve"> </w:t>
+      </w:r>
+      <w:r>
+        <w:rPr>
+          <w:rFonts w:ascii="Times New Roman" w:hAnsi="Times New Roman"/>
+          <w:sz w:val="24"/>
+        </w:rPr>
+        <w:t>Слава тобі, Христе Боже, уповання наше, слава тобі!</w:t>
       </w:r>
     </w:p>
     <w:p>
@@ -5083,6 +4999,187 @@
     </w:p>
     <w:p>
       <w:pPr>
+        <w:spacing w:after="120"/>
+      </w:pPr>
+      <w:r>
+        <w:rPr>
+          <w:rFonts w:ascii="Times New Roman" w:hAnsi="Times New Roman"/>
+          <w:i/>
+          <w:color w:val="FF0000"/>
+          <w:sz w:val="24"/>
+        </w:rPr>
+        <w:t>Вірні:</w:t>
+      </w:r>
+      <w:r>
+        <w:rPr>
+          <w:rFonts w:ascii="Times New Roman" w:hAnsi="Times New Roman"/>
+          <w:color w:val="FF0000"/>
+          <w:sz w:val="24"/>
+        </w:rPr>
+        <w:t xml:space="preserve"> </w:t>
+      </w:r>
+      <w:r>
+        <w:rPr>
+          <w:rFonts w:ascii="Times New Roman" w:hAnsi="Times New Roman"/>
+          <w:sz w:val="24"/>
+        </w:rPr>
+        <w:t>Амі́нь.</w:t>
+      </w:r>
+    </w:p>
+    <w:p>
+      <w:pPr>
+        <w:spacing w:after="120"/>
+      </w:pPr>
+      <w:r>
+        <w:rPr>
+          <w:rFonts w:ascii="Times New Roman" w:hAnsi="Times New Roman"/>
+          <w:sz w:val="24"/>
+        </w:rPr>
+        <w:t>Сла́ва Тобі́, Бо́же наш, сла́ва Тобі́.</w:t>
+      </w:r>
+    </w:p>
+    <w:p>
+      <w:pPr>
+        <w:spacing w:after="120"/>
+      </w:pPr>
+      <w:r>
+        <w:rPr>
+          <w:rFonts w:ascii="Times New Roman" w:hAnsi="Times New Roman"/>
+          <w:sz w:val="24"/>
+        </w:rPr>
+        <w:t>Ца́рю небе́сний, утіши́телю, Ду́ше íстини,* що всю́ди єси́ і все наповня́єш,* скарбни́це благ і життя́ пода́телю,* прийди́, і всели́ся в нас,* і очи́сти нас від уся́кої скве́рни,* і спаси́, благи́й, ду́ші на́ші.</w:t>
+      </w:r>
+    </w:p>
+    <w:p>
+      <w:pPr>
+        <w:spacing w:after="120"/>
+        <w:jc w:val="both"/>
+      </w:pPr>
+      <w:r>
+        <w:rPr>
+          <w:rFonts w:ascii="Times New Roman" w:hAnsi="Times New Roman"/>
+          <w:sz w:val="24"/>
+        </w:rPr>
+        <w:t xml:space="preserve">Святий Боже, святий Кріпкий, святий Безсмертний, помилуй нас. </w:t>
+      </w:r>
+      <w:r>
+        <w:rPr>
+          <w:rFonts w:ascii="Times New Roman" w:hAnsi="Times New Roman"/>
+          <w:i/>
+          <w:color w:val="FF0000"/>
+          <w:sz w:val="24"/>
+        </w:rPr>
+        <w:t>(3 р.)</w:t>
+      </w:r>
+    </w:p>
+    <w:p>
+      <w:pPr>
+        <w:rPr>
+          <w:rFonts w:ascii="Times New Roman" w:hAnsi="Times New Roman"/>
+          <w:sz w:val="24"/>
+        </w:rPr>
+      </w:pPr>
+      <w:r>
+        <w:rPr>
+          <w:rFonts w:ascii="Times New Roman" w:hAnsi="Times New Roman"/>
+          <w:sz w:val="24"/>
+        </w:rPr>
+        <w:t>Слава Отцю, і Сину, і Святому Духові,* і нині і повсякчас, і на віки вічні. Амінь.</w:t>
+      </w:r>
+    </w:p>
+    <w:p>
+      <w:pPr>
+        <w:rPr>
+          <w:rFonts w:ascii="Times New Roman" w:hAnsi="Times New Roman"/>
+          <w:sz w:val="24"/>
+        </w:rPr>
+      </w:pPr>
+      <w:r>
+        <w:rPr>
+          <w:rFonts w:ascii="Times New Roman" w:hAnsi="Times New Roman"/>
+          <w:sz w:val="24"/>
+        </w:rPr>
+        <w:t>Пресвята Тройце, помилуй нас;* Господи, очисти гріхи наші;* Владико, прости беззаконня наші;* Святий, завітай і зціли немочі наші імени твого ради.</w:t>
+      </w:r>
+    </w:p>
+    <w:p>
+      <w:pPr>
+        <w:spacing w:after="120"/>
+        <w:jc w:val="both"/>
+      </w:pPr>
+      <w:r>
+        <w:rPr>
+          <w:rFonts w:ascii="Times New Roman" w:hAnsi="Times New Roman"/>
+          <w:sz w:val="24"/>
+        </w:rPr>
+        <w:t xml:space="preserve">Господи, помилуй. </w:t>
+      </w:r>
+      <w:r>
+        <w:rPr>
+          <w:rFonts w:ascii="Times New Roman" w:hAnsi="Times New Roman"/>
+          <w:i/>
+          <w:color w:val="FF0000"/>
+          <w:sz w:val="24"/>
+        </w:rPr>
+        <w:t>(3 р.)</w:t>
+      </w:r>
+    </w:p>
+    <w:p>
+      <w:pPr>
+        <w:rPr>
+          <w:rFonts w:ascii="Times New Roman" w:hAnsi="Times New Roman"/>
+          <w:sz w:val="24"/>
+        </w:rPr>
+      </w:pPr>
+      <w:r>
+        <w:rPr>
+          <w:rFonts w:ascii="Times New Roman" w:hAnsi="Times New Roman"/>
+          <w:sz w:val="24"/>
+        </w:rPr>
+        <w:t>Слава Отцю, і Сину, і Святому Духові,* і нині, і повсякчас, і на віки вічні. Амінь.</w:t>
+      </w:r>
+    </w:p>
+    <w:p>
+      <w:pPr>
+        <w:rPr>
+          <w:rFonts w:ascii="Times New Roman" w:hAnsi="Times New Roman"/>
+          <w:sz w:val="24"/>
+        </w:rPr>
+      </w:pPr>
+      <w:r>
+        <w:rPr>
+          <w:rFonts w:ascii="Times New Roman" w:hAnsi="Times New Roman"/>
+          <w:sz w:val="24"/>
+        </w:rPr>
+        <w:t>Отче наш, що єси на небесах,* нехай святиться ім’я твоє,* нехай прийде царство твоє,* нехай буде воля твоя, як на небі, так і на землі.* Хліб наш насущний дай нам сьогодні,* і прости нам провини наші,* як і ми прощаємо винуватцям нашим,* і не введи нас у спокусу,* але визволи нас від лукавого.</w:t>
+      </w:r>
+    </w:p>
+    <w:p>
+      <w:pPr>
+        <w:rPr>
+          <w:rFonts w:ascii="Times New Roman" w:hAnsi="Times New Roman"/>
+          <w:sz w:val="24"/>
+        </w:rPr>
+      </w:pPr>
+      <w:r>
+        <w:rPr>
+          <w:rFonts w:ascii="Times New Roman" w:hAnsi="Times New Roman"/>
+          <w:i/>
+          <w:color w:val="FF0000"/>
+          <w:sz w:val="24"/>
+        </w:rPr>
+        <w:t xml:space="preserve">Священик: </w:t>
+      </w:r>
+      <w:r>
+        <w:rPr>
+          <w:rFonts w:ascii="Times New Roman" w:hAnsi="Times New Roman"/>
+          <w:sz w:val="24"/>
+        </w:rPr>
+        <w:t>Бо твоє є царство, і сила, і слава, Отця, і Сина, і Святого Духа, нині і повсякчас, і на віки вічні.</w:t>
+      </w:r>
+    </w:p>
+    <w:p>
+      <w:pPr>
         <w:rPr>
           <w:rFonts w:ascii="Times New Roman" w:hAnsi="Times New Roman"/>
           <w:sz w:val="24"/>
@@ -5102,46 +5199,31 @@
           <w:rFonts w:ascii="Times New Roman" w:hAnsi="Times New Roman"/>
           <w:sz w:val="24"/>
         </w:rPr>
-        <w:t>Амінь. Слава тобі, Боже наш, слава тобі.</w:t>
-      </w:r>
-    </w:p>
-    <w:p>
-      <w:pPr>
-        <w:rPr>
-          <w:rFonts w:ascii="Times New Roman" w:hAnsi="Times New Roman"/>
-          <w:sz w:val="24"/>
-        </w:rPr>
-      </w:pPr>
-      <w:r>
-        <w:rPr>
-          <w:rFonts w:ascii="Times New Roman" w:hAnsi="Times New Roman"/>
-          <w:sz w:val="24"/>
-        </w:rPr>
-        <w:t>Царю небесний, утішителю, Душе істини,* що всюди єси і все наповняєш,* скарбе дібр і життя подателю,* прийди і вселися в нас,* і очисти нас від усякої скверни,* і спаси, Благий, душі наші.</w:t>
-      </w:r>
-    </w:p>
-    <w:p>
-      <w:pPr>
-        <w:rPr>
-          <w:rFonts w:ascii="Times New Roman" w:hAnsi="Times New Roman"/>
-          <w:sz w:val="24"/>
-        </w:rPr>
-      </w:pPr>
-      <w:r>
-        <w:rPr>
-          <w:rFonts w:ascii="Times New Roman" w:hAnsi="Times New Roman"/>
-          <w:sz w:val="24"/>
-        </w:rPr>
-        <w:t xml:space="preserve">Святий Боже, святий Кріпкий, святий Безсмертний, помилуй нас </w:t>
-      </w:r>
-      <w:r>
-        <w:rPr>
-          <w:rFonts w:ascii="Times New Roman" w:hAnsi="Times New Roman"/>
-          <w:i/>
-          <w:color w:val="FF0000"/>
-          <w:sz w:val="24"/>
-        </w:rPr>
-        <w:t>(3 р.)</w:t>
+        <w:t>Амінь.</w:t>
+      </w:r>
+    </w:p>
+    <w:p>
+      <w:pPr>
+        <w:rPr>
+          <w:rFonts w:ascii="Times New Roman" w:hAnsi="Times New Roman"/>
+          <w:sz w:val="24"/>
+        </w:rPr>
+      </w:pPr>
+      <w:r>
+        <w:rPr>
+          <w:rFonts w:ascii="Times New Roman" w:hAnsi="Times New Roman"/>
+          <w:sz w:val="24"/>
+        </w:rPr>
+        <w:t xml:space="preserve">Господи, помилуй </w:t>
+      </w:r>
+      <w:r>
+        <w:rPr>
+          <w:rFonts w:ascii="Times New Roman" w:hAnsi="Times New Roman"/>
+          <w:i/>
+          <w:color w:val="FF0000"/>
+          <w:sz w:val="24"/>
+        </w:rPr>
+        <w:t>(12 р.)</w:t>
       </w:r>
       <w:r>
         <w:rPr>
@@ -5163,223 +5245,46 @@
           <w:rFonts w:ascii="Times New Roman" w:hAnsi="Times New Roman"/>
           <w:sz w:val="24"/>
         </w:rPr>
-        <w:t>Слава Отцю, і Сину, і Святому Духові,* і нині і повсякчас, і на віки вічні. Амінь.</w:t>
-      </w:r>
-    </w:p>
-    <w:p>
-      <w:pPr>
-        <w:rPr>
-          <w:rFonts w:ascii="Times New Roman" w:hAnsi="Times New Roman"/>
-          <w:sz w:val="24"/>
-        </w:rPr>
-      </w:pPr>
-      <w:r>
-        <w:rPr>
-          <w:rFonts w:ascii="Times New Roman" w:hAnsi="Times New Roman"/>
-          <w:sz w:val="24"/>
-        </w:rPr>
-        <w:t>Пресвята Тройце, помилуй нас;* Господи, очисти гріхи наші;* Владико, прости беззаконня наші;* Святий, завітай і зціли немочі наші імени твого ради.</w:t>
-      </w:r>
-    </w:p>
-    <w:p>
-      <w:pPr>
-        <w:rPr>
-          <w:rFonts w:ascii="Times New Roman" w:hAnsi="Times New Roman"/>
-          <w:sz w:val="24"/>
-        </w:rPr>
-      </w:pPr>
-      <w:r>
-        <w:rPr>
-          <w:rFonts w:ascii="Times New Roman" w:hAnsi="Times New Roman"/>
-          <w:sz w:val="24"/>
-        </w:rPr>
-        <w:t xml:space="preserve">Господи, помилуй </w:t>
-      </w:r>
-      <w:r>
-        <w:rPr>
-          <w:rFonts w:ascii="Times New Roman" w:hAnsi="Times New Roman"/>
-          <w:i/>
-          <w:color w:val="FF0000"/>
-          <w:sz w:val="24"/>
-        </w:rPr>
-        <w:t>(3 р.)</w:t>
-      </w:r>
-      <w:r>
-        <w:rPr>
-          <w:rFonts w:ascii="Times New Roman" w:hAnsi="Times New Roman"/>
-          <w:sz w:val="24"/>
-        </w:rPr>
-        <w:t>.</w:t>
-      </w:r>
-    </w:p>
-    <w:p>
-      <w:pPr>
-        <w:rPr>
-          <w:rFonts w:ascii="Times New Roman" w:hAnsi="Times New Roman"/>
-          <w:sz w:val="24"/>
-        </w:rPr>
-      </w:pPr>
-      <w:r>
-        <w:rPr>
-          <w:rFonts w:ascii="Times New Roman" w:hAnsi="Times New Roman"/>
-          <w:sz w:val="24"/>
-        </w:rPr>
         <w:t>Слава Отцю, і Сину, і Святому Духові,* і нині, і повсякчас, і на віки вічні. Амінь.</w:t>
       </w:r>
     </w:p>
     <w:p>
       <w:pPr>
-        <w:rPr>
-          <w:rFonts w:ascii="Times New Roman" w:hAnsi="Times New Roman"/>
-          <w:sz w:val="24"/>
-        </w:rPr>
-      </w:pPr>
-      <w:r>
-        <w:rPr>
-          <w:rFonts w:ascii="Times New Roman" w:hAnsi="Times New Roman"/>
-          <w:sz w:val="24"/>
-        </w:rPr>
-        <w:t>Отче наш, що єси на небесах,* нехай святиться ім’я твоє,* нехай прийде царство твоє,* нехай буде воля твоя, як на небі, так і на землі.* Хліб наш насущний дай нам сьогодні,* і прости нам провини наші,* як і ми прощаємо винуватцям нашим,* і не введи нас у спокусу,* але визволи нас від лукавого.</w:t>
-      </w:r>
-    </w:p>
-    <w:p>
-      <w:pPr>
-        <w:rPr>
-          <w:rFonts w:ascii="Times New Roman" w:hAnsi="Times New Roman"/>
-          <w:sz w:val="24"/>
-        </w:rPr>
-      </w:pPr>
-      <w:r>
-        <w:rPr>
-          <w:rFonts w:ascii="Times New Roman" w:hAnsi="Times New Roman"/>
-          <w:i/>
-          <w:color w:val="FF0000"/>
-          <w:sz w:val="24"/>
-        </w:rPr>
-        <w:t xml:space="preserve">Священик: </w:t>
-      </w:r>
-      <w:r>
-        <w:rPr>
-          <w:rFonts w:ascii="Times New Roman" w:hAnsi="Times New Roman"/>
-          <w:sz w:val="24"/>
-        </w:rPr>
-        <w:t>Бо твоє є царство, і сила, і слава, Отця, і Сина, і Святого Духа, нині і повсякчас, і на віки вічні.</w:t>
-      </w:r>
-    </w:p>
-    <w:p>
-      <w:pPr>
-        <w:rPr>
-          <w:rFonts w:ascii="Times New Roman" w:hAnsi="Times New Roman"/>
-          <w:sz w:val="24"/>
-        </w:rPr>
-      </w:pPr>
-      <w:r>
-        <w:rPr>
-          <w:rFonts w:ascii="Times New Roman" w:hAnsi="Times New Roman"/>
-          <w:i/>
-          <w:color w:val="FF0000"/>
-          <w:sz w:val="24"/>
-        </w:rPr>
-        <w:t xml:space="preserve">Вірні: </w:t>
-      </w:r>
-      <w:r>
-        <w:rPr>
-          <w:rFonts w:ascii="Times New Roman" w:hAnsi="Times New Roman"/>
-          <w:sz w:val="24"/>
-        </w:rPr>
-        <w:t>Амінь.</w:t>
-      </w:r>
-    </w:p>
-    <w:p>
-      <w:pPr>
-        <w:rPr>
-          <w:rFonts w:ascii="Times New Roman" w:hAnsi="Times New Roman"/>
-          <w:sz w:val="24"/>
-        </w:rPr>
-      </w:pPr>
-      <w:r>
-        <w:rPr>
-          <w:rFonts w:ascii="Times New Roman" w:hAnsi="Times New Roman"/>
-          <w:sz w:val="24"/>
-        </w:rPr>
-        <w:t xml:space="preserve">Господи, помилуй </w:t>
-      </w:r>
-      <w:r>
-        <w:rPr>
-          <w:rFonts w:ascii="Times New Roman" w:hAnsi="Times New Roman"/>
-          <w:i/>
-          <w:color w:val="FF0000"/>
-          <w:sz w:val="24"/>
-        </w:rPr>
-        <w:t>(12 р.)</w:t>
-      </w:r>
-      <w:r>
-        <w:rPr>
-          <w:rFonts w:ascii="Times New Roman" w:hAnsi="Times New Roman"/>
-          <w:sz w:val="24"/>
-        </w:rPr>
-        <w:t>.</w:t>
-      </w:r>
-    </w:p>
-    <w:p>
-      <w:pPr>
-        <w:rPr>
-          <w:rFonts w:ascii="Times New Roman" w:hAnsi="Times New Roman"/>
-          <w:sz w:val="24"/>
-        </w:rPr>
-      </w:pPr>
-      <w:r>
-        <w:rPr>
-          <w:rFonts w:ascii="Times New Roman" w:hAnsi="Times New Roman"/>
-          <w:sz w:val="24"/>
-        </w:rPr>
-        <w:t>Слава Отцю, і Сину, і Святому Духові,* і нині, і повсякчас, і на віки вічні. Амінь.</w:t>
-      </w:r>
-    </w:p>
-    <w:p>
-      <w:pPr>
-        <w:rPr>
-          <w:rFonts w:ascii="Times New Roman" w:hAnsi="Times New Roman"/>
-          <w:sz w:val="24"/>
-        </w:rPr>
-      </w:pPr>
-      <w:r>
-        <w:rPr>
-          <w:rFonts w:ascii="Times New Roman" w:hAnsi="Times New Roman"/>
-          <w:sz w:val="24"/>
-        </w:rPr>
-        <w:t>Прийдіте, поклонімся* Цареві нашому Богу.</w:t>
-      </w:r>
-    </w:p>
-    <w:p>
-      <w:pPr>
-        <w:rPr>
-          <w:rFonts w:ascii="Times New Roman" w:hAnsi="Times New Roman"/>
-          <w:sz w:val="24"/>
-        </w:rPr>
-      </w:pPr>
-      <w:r>
-        <w:rPr>
-          <w:rFonts w:ascii="Times New Roman" w:hAnsi="Times New Roman"/>
-          <w:sz w:val="24"/>
-        </w:rPr>
-        <w:t>Прийдіте, поклонімся* Христові, Цареві нашому Богу.</w:t>
-      </w:r>
-    </w:p>
-    <w:p>
-      <w:pPr>
-        <w:rPr>
-          <w:rFonts w:ascii="Times New Roman" w:hAnsi="Times New Roman"/>
-          <w:sz w:val="24"/>
-          <w:szCs w:val="32"/>
-        </w:rPr>
-      </w:pPr>
-      <w:r>
-        <w:rPr>
-          <w:rFonts w:ascii="Times New Roman" w:hAnsi="Times New Roman"/>
-          <w:sz w:val="24"/>
-        </w:rPr>
-        <w:t>Прийдіте, поклонімся і припадім* до самого Господа Ісуса Христа, Царя і Бога нашого.</w:t>
+        <w:spacing w:after="120"/>
+        <w:jc w:val="both"/>
+      </w:pPr>
+      <w:r>
+        <w:rPr>
+          <w:rFonts w:ascii="Times New Roman" w:hAnsi="Times New Roman"/>
+          <w:sz w:val="24"/>
+        </w:rPr>
+        <w:t>Прийді́те, поклоні́мся* царе́ві на́шому – Бо́гу.</w:t>
+      </w:r>
+    </w:p>
+    <w:p>
+      <w:pPr>
+        <w:spacing w:after="120"/>
+        <w:jc w:val="both"/>
+      </w:pPr>
+      <w:r>
+        <w:rPr>
+          <w:rFonts w:ascii="Times New Roman" w:hAnsi="Times New Roman"/>
+          <w:sz w:val="24"/>
+        </w:rPr>
+        <w:t>Прийді́те, поклоні́мся* Христо́ві, царе́ві на́шому – Бо́гу.</w:t>
+      </w:r>
+    </w:p>
+    <w:p>
+      <w:pPr>
+        <w:spacing w:after="120"/>
+        <w:jc w:val="both"/>
+      </w:pPr>
+      <w:r>
+        <w:rPr>
+          <w:rFonts w:ascii="Times New Roman" w:hAnsi="Times New Roman"/>
+          <w:sz w:val="24"/>
+        </w:rPr>
+        <w:t>Прийді́те, поклоні́мся і припаді́м* до само́го Го́спода Ісу́са Христа́ – царя́ і Бо́га на́шого.</w:t>
       </w:r>
     </w:p>
     <w:p>
@@ -6205,17 +6110,15 @@
     </w:p>
     <w:p>
       <w:pPr>
-        <w:rPr>
-          <w:rFonts w:ascii="Times New Roman" w:hAnsi="Times New Roman"/>
-          <w:sz w:val="24"/>
-        </w:rPr>
-      </w:pPr>
-      <w:r>
-        <w:rPr>
-          <w:rFonts w:ascii="Times New Roman" w:hAnsi="Times New Roman"/>
-          <w:sz w:val="24"/>
-        </w:rPr>
-        <w:t xml:space="preserve">Господи, помилуй </w:t>
+        <w:spacing w:after="120"/>
+        <w:jc w:val="both"/>
+      </w:pPr>
+      <w:r>
+        <w:rPr>
+          <w:rFonts w:ascii="Times New Roman" w:hAnsi="Times New Roman"/>
+          <w:sz w:val="24"/>
+        </w:rPr>
+        <w:t xml:space="preserve">Господи, помилуй. </w:t>
       </w:r>
       <w:r>
         <w:rPr>
@@ -6225,13 +6128,6 @@
           <w:sz w:val="24"/>
         </w:rPr>
         <w:t>(3 р.)</w:t>
-      </w:r>
-      <w:r>
-        <w:rPr>
-          <w:rFonts w:ascii="Times New Roman" w:hAnsi="Times New Roman"/>
-          <w:sz w:val="24"/>
-        </w:rPr>
-        <w:t>.</w:t>
       </w:r>
     </w:p>
     <w:p>
@@ -6590,7 +6486,7 @@
           <w:color w:val="000000"/>
           <w:sz w:val="24"/>
         </w:rPr>
-        <w:t> Будьмо уважні. Мир усім. Премудрість, будьмо уважні.</w:t>
+        <w:t xml:space="preserve"> Будьмо уважні. Мир усім. Премудрість, будьмо уважні.</w:t>
       </w:r>
     </w:p>
     <w:p>
@@ -6829,7 +6725,7 @@
           <w:szCs w:val="22"/>
           <w:lang w:val="uk-UA"/>
         </w:rPr>
-        <w:t> Премудрість.</w:t>
+        <w:t xml:space="preserve"> Премудрість.</w:t>
       </w:r>
     </w:p>
     <w:p>
@@ -6875,7 +6771,7 @@
           <w:szCs w:val="22"/>
           <w:lang w:val="uk-UA"/>
         </w:rPr>
-        <w:t> З книги пророка Ісаї читання.</w:t>
+        <w:t xml:space="preserve"> З книги пророка Ісаї читання.</w:t>
       </w:r>
     </w:p>
     <w:p>
@@ -6920,7 +6816,7 @@
           <w:szCs w:val="22"/>
           <w:lang w:val="uk-UA"/>
         </w:rPr>
-        <w:t> Будьмо уважні.</w:t>
+        <w:t xml:space="preserve"> Будьмо уважні.</w:t>
       </w:r>
     </w:p>
     <w:p>
@@ -7212,17 +7108,15 @@
     </w:p>
     <w:p>
       <w:pPr>
-        <w:rPr>
-          <w:rFonts w:ascii="Times New Roman" w:hAnsi="Times New Roman"/>
-          <w:sz w:val="24"/>
-        </w:rPr>
-      </w:pPr>
-      <w:r>
-        <w:rPr>
-          <w:rFonts w:ascii="Times New Roman" w:hAnsi="Times New Roman"/>
-          <w:sz w:val="24"/>
-        </w:rPr>
-        <w:t xml:space="preserve">Святий Боже, святий Кріпкий, святий Безсмертний, помилуй нас </w:t>
+        <w:spacing w:after="120"/>
+        <w:jc w:val="both"/>
+      </w:pPr>
+      <w:r>
+        <w:rPr>
+          <w:rFonts w:ascii="Times New Roman" w:hAnsi="Times New Roman"/>
+          <w:sz w:val="24"/>
+        </w:rPr>
+        <w:t xml:space="preserve">Святий Боже, святий Кріпкий, святий Безсмертний, помилуй нас. </w:t>
       </w:r>
       <w:r>
         <w:rPr>
@@ -7233,13 +7127,6 @@
         </w:rPr>
         <w:t>(3 р.)</w:t>
       </w:r>
-      <w:r>
-        <w:rPr>
-          <w:rFonts w:ascii="Times New Roman" w:hAnsi="Times New Roman"/>
-          <w:sz w:val="24"/>
-        </w:rPr>
-        <w:t>.</w:t>
-      </w:r>
     </w:p>
     <w:p>
       <w:pPr>
@@ -7273,17 +7160,15 @@
     </w:p>
     <w:p>
       <w:pPr>
-        <w:rPr>
-          <w:rFonts w:ascii="Times New Roman" w:hAnsi="Times New Roman"/>
-          <w:sz w:val="24"/>
-        </w:rPr>
-      </w:pPr>
-      <w:r>
-        <w:rPr>
-          <w:rFonts w:ascii="Times New Roman" w:hAnsi="Times New Roman"/>
-          <w:sz w:val="24"/>
-        </w:rPr>
-        <w:t xml:space="preserve">Господи, помилуй </w:t>
+        <w:spacing w:after="120"/>
+        <w:jc w:val="both"/>
+      </w:pPr>
+      <w:r>
+        <w:rPr>
+          <w:rFonts w:ascii="Times New Roman" w:hAnsi="Times New Roman"/>
+          <w:sz w:val="24"/>
+        </w:rPr>
+        <w:t xml:space="preserve">Господи, помилуй. </w:t>
       </w:r>
       <w:r>
         <w:rPr>
@@ -7293,13 +7178,6 @@
           <w:sz w:val="24"/>
         </w:rPr>
         <w:t>(3 р.)</w:t>
-      </w:r>
-      <w:r>
-        <w:rPr>
-          <w:rFonts w:ascii="Times New Roman" w:hAnsi="Times New Roman"/>
-          <w:sz w:val="24"/>
-        </w:rPr>
-        <w:t>.</w:t>
       </w:r>
     </w:p>
     <w:p>
@@ -7554,17 +7432,15 @@
     </w:p>
     <w:p>
       <w:pPr>
-        <w:rPr>
-          <w:rFonts w:ascii="Times New Roman" w:hAnsi="Times New Roman"/>
-          <w:sz w:val="24"/>
-        </w:rPr>
-      </w:pPr>
-      <w:r>
-        <w:rPr>
-          <w:rFonts w:ascii="Times New Roman" w:hAnsi="Times New Roman"/>
-          <w:sz w:val="24"/>
-        </w:rPr>
-        <w:t xml:space="preserve">Господи, помилуй </w:t>
+        <w:spacing w:after="120"/>
+        <w:jc w:val="both"/>
+      </w:pPr>
+      <w:r>
+        <w:rPr>
+          <w:rFonts w:ascii="Times New Roman" w:hAnsi="Times New Roman"/>
+          <w:sz w:val="24"/>
+        </w:rPr>
+        <w:t xml:space="preserve">Господи, помилуй. </w:t>
       </w:r>
       <w:r>
         <w:rPr>
@@ -7575,13 +7451,6 @@
         </w:rPr>
         <w:t>(3 р.)</w:t>
       </w:r>
-      <w:r>
-        <w:rPr>
-          <w:rFonts w:ascii="Times New Roman" w:hAnsi="Times New Roman"/>
-          <w:sz w:val="24"/>
-        </w:rPr>
-        <w:t>.</w:t>
-      </w:r>
     </w:p>
     <w:p>
       <w:pPr>
@@ -7809,23 +7678,32 @@
     </w:p>
     <w:p>
       <w:pPr>
-        <w:rPr>
-          <w:rFonts w:ascii="Times New Roman" w:hAnsi="Times New Roman"/>
-          <w:i/>
-          <w:iCs/>
-          <w:color w:val="FF0000"/>
-          <w:sz w:val="24"/>
-        </w:rPr>
-      </w:pPr>
-      <w:r>
-        <w:rPr>
-          <w:rFonts w:ascii="Times New Roman" w:hAnsi="Times New Roman"/>
-          <w:i/>
-          <w:iCs/>
-          <w:color w:val="FF0000"/>
-          <w:sz w:val="24"/>
-        </w:rPr>
-        <w:t>І знову: молитва св. Єфрема і доземний поклін.</w:t>
+        <w:spacing w:after="120"/>
+      </w:pPr>
+      <w:r>
+        <w:rPr>
+          <w:rFonts w:ascii="Times New Roman" w:hAnsi="Times New Roman"/>
+          <w:color w:val="303030"/>
+          <w:sz w:val="24"/>
+        </w:rPr>
+        <w:t xml:space="preserve">Го́споди і Влади́ко життя́ мого́! Духа ліни́вства, недбайли́вости, властолю́б'я і пустомо́вства віджени́ від ме́не. Ду́ха чистоти́, поко́ри, терпели́вости й любо́ви дару́й мені, </w:t>
+      </w:r>
+      <w:r>
+        <w:rPr>
+          <w:rFonts w:ascii="Times New Roman" w:hAnsi="Times New Roman"/>
+          <w:color w:val="303030"/>
+          <w:sz w:val="24"/>
+        </w:rPr>
+        <w:t xml:space="preserve">слузі́ Твоє́му. Так, Го́споди, Ца́рю! Дай мені́ ба́чити гріхи́ мої́ і не осу́джувати бра́та мого́, бо Ти благослове́нний на ві́ки вікі́в. Амі́нь. </w:t>
+      </w:r>
+      <w:r>
+        <w:rPr>
+          <w:rFonts w:ascii="Times New Roman" w:hAnsi="Times New Roman"/>
+          <w:i/>
+          <w:color w:val="FF3333"/>
+          <w:sz w:val="24"/>
+        </w:rPr>
+        <w:t>(Доземний поклін)</w:t>
       </w:r>
     </w:p>
     <w:p>
@@ -7849,17 +7727,15 @@
     </w:p>
     <w:p>
       <w:pPr>
-        <w:rPr>
-          <w:rFonts w:ascii="Times New Roman" w:hAnsi="Times New Roman"/>
-          <w:sz w:val="24"/>
-        </w:rPr>
-      </w:pPr>
-      <w:r>
-        <w:rPr>
-          <w:rFonts w:ascii="Times New Roman" w:hAnsi="Times New Roman"/>
-          <w:sz w:val="24"/>
-        </w:rPr>
-        <w:t xml:space="preserve">Святий Боже, святий Кріпкий, святий Безсмертний, помилуй нас </w:t>
+        <w:spacing w:after="120"/>
+        <w:jc w:val="both"/>
+      </w:pPr>
+      <w:r>
+        <w:rPr>
+          <w:rFonts w:ascii="Times New Roman" w:hAnsi="Times New Roman"/>
+          <w:sz w:val="24"/>
+        </w:rPr>
+        <w:t xml:space="preserve">Святий Боже, святий Кріпкий, святий Безсмертний, помилуй нас. </w:t>
       </w:r>
       <w:r>
         <w:rPr>
@@ -7870,13 +7746,6 @@
         </w:rPr>
         <w:t>(3 р.)</w:t>
       </w:r>
-      <w:r>
-        <w:rPr>
-          <w:rFonts w:ascii="Times New Roman" w:hAnsi="Times New Roman"/>
-          <w:sz w:val="24"/>
-        </w:rPr>
-        <w:t>.</w:t>
-      </w:r>
     </w:p>
     <w:p>
       <w:pPr>
@@ -7910,17 +7779,15 @@
     </w:p>
     <w:p>
       <w:pPr>
-        <w:rPr>
-          <w:rFonts w:ascii="Times New Roman" w:hAnsi="Times New Roman"/>
-          <w:sz w:val="24"/>
-        </w:rPr>
-      </w:pPr>
-      <w:r>
-        <w:rPr>
-          <w:rFonts w:ascii="Times New Roman" w:hAnsi="Times New Roman"/>
-          <w:sz w:val="24"/>
-        </w:rPr>
-        <w:t xml:space="preserve">Господи, помилуй </w:t>
+        <w:spacing w:after="120"/>
+        <w:jc w:val="both"/>
+      </w:pPr>
+      <w:r>
+        <w:rPr>
+          <w:rFonts w:ascii="Times New Roman" w:hAnsi="Times New Roman"/>
+          <w:sz w:val="24"/>
+        </w:rPr>
+        <w:t xml:space="preserve">Господи, помилуй. </w:t>
       </w:r>
       <w:r>
         <w:rPr>
@@ -7930,13 +7797,6 @@
           <w:sz w:val="24"/>
         </w:rPr>
         <w:t>(3 р.)</w:t>
-      </w:r>
-      <w:r>
-        <w:rPr>
-          <w:rFonts w:ascii="Times New Roman" w:hAnsi="Times New Roman"/>
-          <w:sz w:val="24"/>
-        </w:rPr>
-        <w:t>.</w:t>
       </w:r>
     </w:p>
     <w:p>
@@ -8130,26 +7990,32 @@
     </w:p>
     <w:p>
       <w:pPr>
-        <w:rPr>
-          <w:rFonts w:ascii="Times New Roman" w:hAnsi="Times New Roman"/>
-          <w:sz w:val="24"/>
-        </w:rPr>
-      </w:pPr>
-      <w:r>
-        <w:rPr>
-          <w:rFonts w:ascii="Times New Roman" w:hAnsi="Times New Roman"/>
-          <w:i/>
-          <w:color w:val="FF0000"/>
-          <w:sz w:val="24"/>
-        </w:rPr>
-        <w:t xml:space="preserve">Священик: </w:t>
-      </w:r>
-      <w:r>
-        <w:rPr>
-          <w:rFonts w:ascii="Times New Roman" w:hAnsi="Times New Roman"/>
-          <w:sz w:val="24"/>
-        </w:rPr>
-        <w:t>Слава тобі, Христе Боже, надіє наша, слава тобі!</w:t>
+        <w:spacing w:after="120"/>
+        <w:jc w:val="both"/>
+      </w:pPr>
+      <w:r>
+        <w:rPr>
+          <w:rFonts w:ascii="Times New Roman" w:hAnsi="Times New Roman"/>
+          <w:i/>
+          <w:color w:val="FF0000"/>
+          <w:sz w:val="24"/>
+        </w:rPr>
+        <w:t>Священик:</w:t>
+      </w:r>
+      <w:r>
+        <w:rPr>
+          <w:rFonts w:ascii="Times New Roman" w:hAnsi="Times New Roman"/>
+          <w:color w:val="FF0000"/>
+          <w:sz w:val="24"/>
+        </w:rPr>
+        <w:t xml:space="preserve"> </w:t>
+      </w:r>
+      <w:r>
+        <w:rPr>
+          <w:rFonts w:ascii="Times New Roman" w:hAnsi="Times New Roman"/>
+          <w:sz w:val="24"/>
+        </w:rPr>
+        <w:t>Слава тобі, Христе Боже, уповання наше, слава тобі!</w:t>
       </w:r>
     </w:p>
     <w:p>
@@ -8314,6 +8180,187 @@
     </w:p>
     <w:p>
       <w:pPr>
+        <w:spacing w:after="120"/>
+      </w:pPr>
+      <w:r>
+        <w:rPr>
+          <w:rFonts w:ascii="Times New Roman" w:hAnsi="Times New Roman"/>
+          <w:i/>
+          <w:color w:val="FF0000"/>
+          <w:sz w:val="24"/>
+        </w:rPr>
+        <w:t>Вірні:</w:t>
+      </w:r>
+      <w:r>
+        <w:rPr>
+          <w:rFonts w:ascii="Times New Roman" w:hAnsi="Times New Roman"/>
+          <w:color w:val="FF0000"/>
+          <w:sz w:val="24"/>
+        </w:rPr>
+        <w:t xml:space="preserve"> </w:t>
+      </w:r>
+      <w:r>
+        <w:rPr>
+          <w:rFonts w:ascii="Times New Roman" w:hAnsi="Times New Roman"/>
+          <w:sz w:val="24"/>
+        </w:rPr>
+        <w:t>Амі́нь.</w:t>
+      </w:r>
+    </w:p>
+    <w:p>
+      <w:pPr>
+        <w:spacing w:after="120"/>
+      </w:pPr>
+      <w:r>
+        <w:rPr>
+          <w:rFonts w:ascii="Times New Roman" w:hAnsi="Times New Roman"/>
+          <w:sz w:val="24"/>
+        </w:rPr>
+        <w:t>Сла́ва Тобі́, Бо́же наш, сла́ва Тобі́.</w:t>
+      </w:r>
+    </w:p>
+    <w:p>
+      <w:pPr>
+        <w:spacing w:after="120"/>
+      </w:pPr>
+      <w:r>
+        <w:rPr>
+          <w:rFonts w:ascii="Times New Roman" w:hAnsi="Times New Roman"/>
+          <w:sz w:val="24"/>
+        </w:rPr>
+        <w:t>Ца́рю небе́сний, утіши́телю, Ду́ше íстини,* що всю́ди єси́ і все наповня́єш,* скарбни́це благ і життя́ пода́телю,* прийди́, і всели́ся в нас,* і очи́сти нас від уся́кої скве́рни,* і спаси́, благи́й, ду́ші на́ші.</w:t>
+      </w:r>
+    </w:p>
+    <w:p>
+      <w:pPr>
+        <w:spacing w:after="120"/>
+        <w:jc w:val="both"/>
+      </w:pPr>
+      <w:r>
+        <w:rPr>
+          <w:rFonts w:ascii="Times New Roman" w:hAnsi="Times New Roman"/>
+          <w:sz w:val="24"/>
+        </w:rPr>
+        <w:t xml:space="preserve">Святий Боже, святий Кріпкий, святий Безсмертний, помилуй нас. </w:t>
+      </w:r>
+      <w:r>
+        <w:rPr>
+          <w:rFonts w:ascii="Times New Roman" w:hAnsi="Times New Roman"/>
+          <w:i/>
+          <w:color w:val="FF0000"/>
+          <w:sz w:val="24"/>
+        </w:rPr>
+        <w:t>(3 р.)</w:t>
+      </w:r>
+    </w:p>
+    <w:p>
+      <w:pPr>
+        <w:rPr>
+          <w:rFonts w:ascii="Times New Roman" w:hAnsi="Times New Roman"/>
+          <w:sz w:val="24"/>
+        </w:rPr>
+      </w:pPr>
+      <w:r>
+        <w:rPr>
+          <w:rFonts w:ascii="Times New Roman" w:hAnsi="Times New Roman"/>
+          <w:sz w:val="24"/>
+        </w:rPr>
+        <w:t>Слава Отцю, і Сину, і Святому Духові,* і нині, і повсякчас, і на віки вічні. Амінь.</w:t>
+      </w:r>
+    </w:p>
+    <w:p>
+      <w:pPr>
+        <w:rPr>
+          <w:rFonts w:ascii="Times New Roman" w:hAnsi="Times New Roman"/>
+          <w:sz w:val="24"/>
+        </w:rPr>
+      </w:pPr>
+      <w:r>
+        <w:rPr>
+          <w:rFonts w:ascii="Times New Roman" w:hAnsi="Times New Roman"/>
+          <w:sz w:val="24"/>
+        </w:rPr>
+        <w:t>Пресвята Тройце, помилуй нас;* Господи, очисти гріхи наші;* Владико, прости беззаконня наші;* Святий, завітай і зціли немочі наші імени твого ради.</w:t>
+      </w:r>
+    </w:p>
+    <w:p>
+      <w:pPr>
+        <w:spacing w:after="120"/>
+        <w:jc w:val="both"/>
+      </w:pPr>
+      <w:r>
+        <w:rPr>
+          <w:rFonts w:ascii="Times New Roman" w:hAnsi="Times New Roman"/>
+          <w:sz w:val="24"/>
+        </w:rPr>
+        <w:t xml:space="preserve">Господи, помилуй. </w:t>
+      </w:r>
+      <w:r>
+        <w:rPr>
+          <w:rFonts w:ascii="Times New Roman" w:hAnsi="Times New Roman"/>
+          <w:i/>
+          <w:color w:val="FF0000"/>
+          <w:sz w:val="24"/>
+        </w:rPr>
+        <w:t>(3 р.)</w:t>
+      </w:r>
+    </w:p>
+    <w:p>
+      <w:pPr>
+        <w:rPr>
+          <w:rFonts w:ascii="Times New Roman" w:hAnsi="Times New Roman"/>
+          <w:sz w:val="24"/>
+        </w:rPr>
+      </w:pPr>
+      <w:r>
+        <w:rPr>
+          <w:rFonts w:ascii="Times New Roman" w:hAnsi="Times New Roman"/>
+          <w:sz w:val="24"/>
+        </w:rPr>
+        <w:t>Слава Отцю, і Сину, і Святому Духові,* і нині, і повсякчас, і на віки вічні. Амінь.</w:t>
+      </w:r>
+    </w:p>
+    <w:p>
+      <w:pPr>
+        <w:rPr>
+          <w:rFonts w:ascii="Times New Roman" w:hAnsi="Times New Roman"/>
+          <w:sz w:val="24"/>
+        </w:rPr>
+      </w:pPr>
+      <w:r>
+        <w:rPr>
+          <w:rFonts w:ascii="Times New Roman" w:hAnsi="Times New Roman"/>
+          <w:sz w:val="24"/>
+        </w:rPr>
+        <w:t>Отче наш, що єси на небесах,* нехай святиться ім’я твоє,* нехай прийде царство твоє,* нехай буде воля твоя, як на небі, так і на землі.* Хліб наш насущний дай нам сьогодні,* і прости нам провини наші,* як і ми прощаємо винуватцям нашим,* і не введи нас у спокусу,* але визволи нас від лукавого.</w:t>
+      </w:r>
+    </w:p>
+    <w:p>
+      <w:pPr>
+        <w:rPr>
+          <w:rFonts w:ascii="Times New Roman" w:hAnsi="Times New Roman"/>
+          <w:sz w:val="24"/>
+        </w:rPr>
+      </w:pPr>
+      <w:r>
+        <w:rPr>
+          <w:rFonts w:ascii="Times New Roman" w:hAnsi="Times New Roman"/>
+          <w:i/>
+          <w:color w:val="FF0000"/>
+          <w:sz w:val="24"/>
+        </w:rPr>
+        <w:t xml:space="preserve">Священик: </w:t>
+      </w:r>
+      <w:r>
+        <w:rPr>
+          <w:rFonts w:ascii="Times New Roman" w:hAnsi="Times New Roman"/>
+          <w:sz w:val="24"/>
+        </w:rPr>
+        <w:t>Бо твоє є царство, і сила, і слава, Отця, і Сина, і Святого Духа, нині і повсякчас, і на віки вічні.</w:t>
+      </w:r>
+    </w:p>
+    <w:p>
+      <w:pPr>
         <w:rPr>
           <w:rFonts w:ascii="Times New Roman" w:hAnsi="Times New Roman"/>
           <w:sz w:val="24"/>
@@ -8333,46 +8380,31 @@
           <w:rFonts w:ascii="Times New Roman" w:hAnsi="Times New Roman"/>
           <w:sz w:val="24"/>
         </w:rPr>
-        <w:t>Амінь. Слава тобі, Боже наш, слава тобі.</w:t>
-      </w:r>
-    </w:p>
-    <w:p>
-      <w:pPr>
-        <w:rPr>
-          <w:rFonts w:ascii="Times New Roman" w:hAnsi="Times New Roman"/>
-          <w:sz w:val="24"/>
-        </w:rPr>
-      </w:pPr>
-      <w:r>
-        <w:rPr>
-          <w:rFonts w:ascii="Times New Roman" w:hAnsi="Times New Roman"/>
-          <w:sz w:val="24"/>
-        </w:rPr>
-        <w:t>Царю небесний, утішителю, Душе істини,* що всюди єси і все наповняєш,* скарбе дібр і життя подателю,* прийди і вселися в нас,* і очисти нас від усякої скверни,* і спаси, Благий, душі наші.</w:t>
-      </w:r>
-    </w:p>
-    <w:p>
-      <w:pPr>
-        <w:rPr>
-          <w:rFonts w:ascii="Times New Roman" w:hAnsi="Times New Roman"/>
-          <w:sz w:val="24"/>
-        </w:rPr>
-      </w:pPr>
-      <w:r>
-        <w:rPr>
-          <w:rFonts w:ascii="Times New Roman" w:hAnsi="Times New Roman"/>
-          <w:sz w:val="24"/>
-        </w:rPr>
-        <w:t xml:space="preserve">Святий Боже, святий Кріпкий, святий Безсмертний, помилуй нас </w:t>
-      </w:r>
-      <w:r>
-        <w:rPr>
-          <w:rFonts w:ascii="Times New Roman" w:hAnsi="Times New Roman"/>
-          <w:i/>
-          <w:color w:val="FF0000"/>
-          <w:sz w:val="24"/>
-        </w:rPr>
-        <w:t>(3 р.)</w:t>
+        <w:t>Амінь.</w:t>
+      </w:r>
+    </w:p>
+    <w:p>
+      <w:pPr>
+        <w:rPr>
+          <w:rFonts w:ascii="Times New Roman" w:hAnsi="Times New Roman"/>
+          <w:sz w:val="24"/>
+        </w:rPr>
+      </w:pPr>
+      <w:r>
+        <w:rPr>
+          <w:rFonts w:ascii="Times New Roman" w:hAnsi="Times New Roman"/>
+          <w:sz w:val="24"/>
+        </w:rPr>
+        <w:t xml:space="preserve">Господи, помилуй </w:t>
+      </w:r>
+      <w:r>
+        <w:rPr>
+          <w:rFonts w:ascii="Times New Roman" w:hAnsi="Times New Roman"/>
+          <w:i/>
+          <w:color w:val="FF0000"/>
+          <w:sz w:val="24"/>
+        </w:rPr>
+        <w:t>(12 р.)</w:t>
       </w:r>
       <w:r>
         <w:rPr>
@@ -8399,218 +8431,41 @@
     </w:p>
     <w:p>
       <w:pPr>
-        <w:rPr>
-          <w:rFonts w:ascii="Times New Roman" w:hAnsi="Times New Roman"/>
-          <w:sz w:val="24"/>
-        </w:rPr>
-      </w:pPr>
-      <w:r>
-        <w:rPr>
-          <w:rFonts w:ascii="Times New Roman" w:hAnsi="Times New Roman"/>
-          <w:sz w:val="24"/>
-        </w:rPr>
-        <w:t>Пресвята Тройце, помилуй нас;* Господи, очисти гріхи наші;* Владико, прости беззаконня наші;* Святий, завітай і зціли немочі наші імени твого ради.</w:t>
-      </w:r>
-    </w:p>
-    <w:p>
-      <w:pPr>
-        <w:rPr>
-          <w:rFonts w:ascii="Times New Roman" w:hAnsi="Times New Roman"/>
-          <w:sz w:val="24"/>
-        </w:rPr>
-      </w:pPr>
-      <w:r>
-        <w:rPr>
-          <w:rFonts w:ascii="Times New Roman" w:hAnsi="Times New Roman"/>
-          <w:sz w:val="24"/>
-        </w:rPr>
-        <w:t xml:space="preserve">Господи, помилуй </w:t>
-      </w:r>
-      <w:r>
-        <w:rPr>
-          <w:rFonts w:ascii="Times New Roman" w:hAnsi="Times New Roman"/>
-          <w:i/>
-          <w:color w:val="FF0000"/>
-          <w:sz w:val="24"/>
-        </w:rPr>
-        <w:t>(3 р.)</w:t>
-      </w:r>
-      <w:r>
-        <w:rPr>
-          <w:rFonts w:ascii="Times New Roman" w:hAnsi="Times New Roman"/>
-          <w:sz w:val="24"/>
-        </w:rPr>
-        <w:t>.</w:t>
-      </w:r>
-    </w:p>
-    <w:p>
-      <w:pPr>
-        <w:rPr>
-          <w:rFonts w:ascii="Times New Roman" w:hAnsi="Times New Roman"/>
-          <w:sz w:val="24"/>
-        </w:rPr>
-      </w:pPr>
-      <w:r>
-        <w:rPr>
-          <w:rFonts w:ascii="Times New Roman" w:hAnsi="Times New Roman"/>
-          <w:sz w:val="24"/>
-        </w:rPr>
-        <w:t>Слава Отцю, і Сину, і Святому Духові,* і нині, і повсякчас, і на віки вічні. Амінь.</w:t>
-      </w:r>
-    </w:p>
-    <w:p>
-      <w:pPr>
-        <w:rPr>
-          <w:rFonts w:ascii="Times New Roman" w:hAnsi="Times New Roman"/>
-          <w:sz w:val="24"/>
-        </w:rPr>
-      </w:pPr>
-      <w:r>
-        <w:rPr>
-          <w:rFonts w:ascii="Times New Roman" w:hAnsi="Times New Roman"/>
-          <w:sz w:val="24"/>
-        </w:rPr>
-        <w:t>Отче наш, що єси на небесах,* нехай святиться ім’я твоє,* нехай прийде царство твоє,* нехай буде воля твоя, як на небі, так і на землі.* Хліб наш насущний дай нам сьогодні,* і прости нам провини наші,* як і ми прощаємо винуватцям нашим,* і не введи нас у спокусу,* але визволи нас від лукавого.</w:t>
-      </w:r>
-    </w:p>
-    <w:p>
-      <w:pPr>
-        <w:rPr>
-          <w:rFonts w:ascii="Times New Roman" w:hAnsi="Times New Roman"/>
-          <w:sz w:val="24"/>
-        </w:rPr>
-      </w:pPr>
-      <w:r>
-        <w:rPr>
-          <w:rFonts w:ascii="Times New Roman" w:hAnsi="Times New Roman"/>
-          <w:i/>
-          <w:color w:val="FF0000"/>
-          <w:sz w:val="24"/>
-        </w:rPr>
-        <w:t xml:space="preserve">Священик: </w:t>
-      </w:r>
-      <w:r>
-        <w:rPr>
-          <w:rFonts w:ascii="Times New Roman" w:hAnsi="Times New Roman"/>
-          <w:sz w:val="24"/>
-        </w:rPr>
-        <w:t>Бо твоє є царство, і сила, і слава, Отця, і Сина, і Святого Духа, нині і повсякчас, і на віки вічні.</w:t>
-      </w:r>
-    </w:p>
-    <w:p>
-      <w:pPr>
-        <w:rPr>
-          <w:rFonts w:ascii="Times New Roman" w:hAnsi="Times New Roman"/>
-          <w:sz w:val="24"/>
-        </w:rPr>
-      </w:pPr>
-      <w:r>
-        <w:rPr>
-          <w:rFonts w:ascii="Times New Roman" w:hAnsi="Times New Roman"/>
-          <w:i/>
-          <w:color w:val="FF0000"/>
-          <w:sz w:val="24"/>
-        </w:rPr>
-        <w:t xml:space="preserve">Вірні: </w:t>
-      </w:r>
-      <w:r>
-        <w:rPr>
-          <w:rFonts w:ascii="Times New Roman" w:hAnsi="Times New Roman"/>
-          <w:sz w:val="24"/>
-        </w:rPr>
-        <w:t>Амінь.</w:t>
-      </w:r>
-    </w:p>
-    <w:p>
-      <w:pPr>
-        <w:rPr>
-          <w:rFonts w:ascii="Times New Roman" w:hAnsi="Times New Roman"/>
-          <w:sz w:val="24"/>
-        </w:rPr>
-      </w:pPr>
-      <w:r>
-        <w:rPr>
-          <w:rFonts w:ascii="Times New Roman" w:hAnsi="Times New Roman"/>
-          <w:sz w:val="24"/>
-        </w:rPr>
-        <w:t xml:space="preserve">Господи, помилуй </w:t>
-      </w:r>
-      <w:r>
-        <w:rPr>
-          <w:rFonts w:ascii="Times New Roman" w:hAnsi="Times New Roman"/>
-          <w:i/>
-          <w:color w:val="FF0000"/>
-          <w:sz w:val="24"/>
-        </w:rPr>
-        <w:t>(12 р.)</w:t>
-      </w:r>
-      <w:r>
-        <w:rPr>
-          <w:rFonts w:ascii="Times New Roman" w:hAnsi="Times New Roman"/>
-          <w:sz w:val="24"/>
-        </w:rPr>
-        <w:t>.</w:t>
-      </w:r>
-    </w:p>
-    <w:p>
-      <w:pPr>
-        <w:rPr>
-          <w:rFonts w:ascii="Times New Roman" w:hAnsi="Times New Roman"/>
-          <w:sz w:val="24"/>
-        </w:rPr>
-      </w:pPr>
-      <w:r>
-        <w:rPr>
-          <w:rFonts w:ascii="Times New Roman" w:hAnsi="Times New Roman"/>
-          <w:sz w:val="24"/>
-        </w:rPr>
-        <w:t>Слава Отцю, і Сину, і Святому Духові,* і нині, і повсякчас, і на віки вічні. Амінь.</w:t>
-      </w:r>
-    </w:p>
-    <w:p>
-      <w:pPr>
-        <w:rPr>
-          <w:rFonts w:ascii="Times New Roman" w:hAnsi="Times New Roman"/>
-          <w:sz w:val="24"/>
-        </w:rPr>
-      </w:pPr>
-      <w:r>
-        <w:rPr>
-          <w:rFonts w:ascii="Times New Roman" w:hAnsi="Times New Roman"/>
-          <w:sz w:val="24"/>
-        </w:rPr>
-        <w:t>Прийдіте, поклонімся* Цареві нашому Богу.</w:t>
-      </w:r>
-    </w:p>
-    <w:p>
-      <w:pPr>
-        <w:rPr>
-          <w:rFonts w:ascii="Times New Roman" w:hAnsi="Times New Roman"/>
-          <w:sz w:val="24"/>
-        </w:rPr>
-      </w:pPr>
-      <w:r>
-        <w:rPr>
-          <w:rFonts w:ascii="Times New Roman" w:hAnsi="Times New Roman"/>
-          <w:sz w:val="24"/>
-        </w:rPr>
-        <w:t>Прийдіте, поклонімся* Христові, Цареві нашому Богу.</w:t>
-      </w:r>
-    </w:p>
-    <w:p>
-      <w:pPr>
-        <w:rPr>
-          <w:rFonts w:ascii="Times New Roman" w:hAnsi="Times New Roman"/>
-          <w:sz w:val="24"/>
-          <w:szCs w:val="32"/>
-        </w:rPr>
-      </w:pPr>
-      <w:r>
-        <w:rPr>
-          <w:rFonts w:ascii="Times New Roman" w:hAnsi="Times New Roman"/>
-          <w:sz w:val="24"/>
-        </w:rPr>
-        <w:t>Прийдіте, поклонімся і припадім* до самого Господа Ісуса Христа, Царя і Бога нашого.</w:t>
+        <w:spacing w:after="120"/>
+        <w:jc w:val="both"/>
+      </w:pPr>
+      <w:r>
+        <w:rPr>
+          <w:rFonts w:ascii="Times New Roman" w:hAnsi="Times New Roman"/>
+          <w:sz w:val="24"/>
+        </w:rPr>
+        <w:t>Прийді́те, поклоні́мся* царе́ві на́шому – Бо́гу.</w:t>
+      </w:r>
+    </w:p>
+    <w:p>
+      <w:pPr>
+        <w:spacing w:after="120"/>
+        <w:jc w:val="both"/>
+      </w:pPr>
+      <w:r>
+        <w:rPr>
+          <w:rFonts w:ascii="Times New Roman" w:hAnsi="Times New Roman"/>
+          <w:sz w:val="24"/>
+        </w:rPr>
+        <w:t>Прийді́те, поклоні́мся* Христо́ві, царе́ві на́шому – Бо́гу.</w:t>
+      </w:r>
+    </w:p>
+    <w:p>
+      <w:pPr>
+        <w:spacing w:after="120"/>
+        <w:jc w:val="both"/>
+      </w:pPr>
+      <w:r>
+        <w:rPr>
+          <w:rFonts w:ascii="Times New Roman" w:hAnsi="Times New Roman"/>
+          <w:sz w:val="24"/>
+        </w:rPr>
+        <w:t>Прийді́те, поклоні́мся і припаді́м* до само́го Го́спода Ісу́са Христа́ – царя́ і Бо́га на́шого.</w:t>
       </w:r>
     </w:p>
     <w:p>
@@ -9377,17 +9232,15 @@
     </w:p>
     <w:p>
       <w:pPr>
-        <w:rPr>
-          <w:rFonts w:ascii="Times New Roman" w:hAnsi="Times New Roman"/>
-          <w:sz w:val="24"/>
-        </w:rPr>
-      </w:pPr>
-      <w:r>
-        <w:rPr>
-          <w:rFonts w:ascii="Times New Roman" w:hAnsi="Times New Roman"/>
-          <w:sz w:val="24"/>
-        </w:rPr>
-        <w:t xml:space="preserve">Господи, помилуй </w:t>
+        <w:spacing w:after="120"/>
+        <w:jc w:val="both"/>
+      </w:pPr>
+      <w:r>
+        <w:rPr>
+          <w:rFonts w:ascii="Times New Roman" w:hAnsi="Times New Roman"/>
+          <w:sz w:val="24"/>
+        </w:rPr>
+        <w:t xml:space="preserve">Господи, помилуй. </w:t>
       </w:r>
       <w:r>
         <w:rPr>
@@ -9398,13 +9251,6 @@
         </w:rPr>
         <w:t>(3 р.)</w:t>
       </w:r>
-      <w:r>
-        <w:rPr>
-          <w:rFonts w:ascii="Times New Roman" w:hAnsi="Times New Roman"/>
-          <w:sz w:val="24"/>
-        </w:rPr>
-        <w:t>.</w:t>
-      </w:r>
     </w:p>
     <w:p>
       <w:pPr>
@@ -9594,17 +9440,15 @@
     </w:p>
     <w:p>
       <w:pPr>
-        <w:rPr>
-          <w:rFonts w:ascii="Times New Roman" w:hAnsi="Times New Roman"/>
-          <w:sz w:val="24"/>
-        </w:rPr>
-      </w:pPr>
-      <w:r>
-        <w:rPr>
-          <w:rFonts w:ascii="Times New Roman" w:hAnsi="Times New Roman"/>
-          <w:sz w:val="24"/>
-        </w:rPr>
-        <w:t xml:space="preserve">Святий Боже, святий Кріпкий, святий Безсмертний, помилуй нас </w:t>
+        <w:spacing w:after="120"/>
+        <w:jc w:val="both"/>
+      </w:pPr>
+      <w:r>
+        <w:rPr>
+          <w:rFonts w:ascii="Times New Roman" w:hAnsi="Times New Roman"/>
+          <w:sz w:val="24"/>
+        </w:rPr>
+        <w:t xml:space="preserve">Святий Боже, святий Кріпкий, святий Безсмертний, помилуй нас. </w:t>
       </w:r>
       <w:r>
         <w:rPr>
@@ -9615,13 +9459,6 @@
         </w:rPr>
         <w:t>(3 р.)</w:t>
       </w:r>
-      <w:r>
-        <w:rPr>
-          <w:rFonts w:ascii="Times New Roman" w:hAnsi="Times New Roman"/>
-          <w:sz w:val="24"/>
-        </w:rPr>
-        <w:t>.</w:t>
-      </w:r>
     </w:p>
     <w:p>
       <w:pPr>
@@ -9655,17 +9492,15 @@
     </w:p>
     <w:p>
       <w:pPr>
-        <w:rPr>
-          <w:rFonts w:ascii="Times New Roman" w:hAnsi="Times New Roman"/>
-          <w:sz w:val="24"/>
-        </w:rPr>
-      </w:pPr>
-      <w:r>
-        <w:rPr>
-          <w:rFonts w:ascii="Times New Roman" w:hAnsi="Times New Roman"/>
-          <w:sz w:val="24"/>
-        </w:rPr>
-        <w:t xml:space="preserve">Господи, помилуй </w:t>
+        <w:spacing w:after="120"/>
+        <w:jc w:val="both"/>
+      </w:pPr>
+      <w:r>
+        <w:rPr>
+          <w:rFonts w:ascii="Times New Roman" w:hAnsi="Times New Roman"/>
+          <w:sz w:val="24"/>
+        </w:rPr>
+        <w:t xml:space="preserve">Господи, помилуй. </w:t>
       </w:r>
       <w:r>
         <w:rPr>
@@ -9675,13 +9510,6 @@
           <w:sz w:val="24"/>
         </w:rPr>
         <w:t>(3 р.)</w:t>
-      </w:r>
-      <w:r>
-        <w:rPr>
-          <w:rFonts w:ascii="Times New Roman" w:hAnsi="Times New Roman"/>
-          <w:sz w:val="24"/>
-        </w:rPr>
-        <w:t>.</w:t>
       </w:r>
     </w:p>
     <w:p>
@@ -9924,17 +9752,15 @@
     </w:p>
     <w:p>
       <w:pPr>
-        <w:rPr>
-          <w:rFonts w:ascii="Times New Roman" w:hAnsi="Times New Roman"/>
-          <w:sz w:val="24"/>
-        </w:rPr>
-      </w:pPr>
-      <w:r>
-        <w:rPr>
-          <w:rFonts w:ascii="Times New Roman" w:hAnsi="Times New Roman"/>
-          <w:sz w:val="24"/>
-        </w:rPr>
-        <w:t xml:space="preserve">Господи, помилуй </w:t>
+        <w:spacing w:after="120"/>
+        <w:jc w:val="both"/>
+      </w:pPr>
+      <w:r>
+        <w:rPr>
+          <w:rFonts w:ascii="Times New Roman" w:hAnsi="Times New Roman"/>
+          <w:sz w:val="24"/>
+        </w:rPr>
+        <w:t xml:space="preserve">Господи, помилуй. </w:t>
       </w:r>
       <w:r>
         <w:rPr>
@@ -9945,13 +9771,6 @@
         </w:rPr>
         <w:t>(3 р.)</w:t>
       </w:r>
-      <w:r>
-        <w:rPr>
-          <w:rFonts w:ascii="Times New Roman" w:hAnsi="Times New Roman"/>
-          <w:sz w:val="24"/>
-        </w:rPr>
-        <w:t>.</w:t>
-      </w:r>
     </w:p>
     <w:p>
       <w:pPr>
@@ -10181,6 +10000,220 @@
     <w:bookmarkEnd w:id="3"/>
     <w:p>
       <w:pPr>
+        <w:spacing w:after="120"/>
+      </w:pPr>
+      <w:r>
+        <w:rPr>
+          <w:rFonts w:ascii="Times New Roman" w:hAnsi="Times New Roman"/>
+          <w:color w:val="303030"/>
+          <w:sz w:val="24"/>
+        </w:rPr>
+        <w:t xml:space="preserve">Го́споди і Влади́ко життя́ мого́! Духа ліни́вства, недбайли́вости, властолю́б'я і пустомо́вства віджени́ від ме́не. Ду́ха чистоти́, поко́ри, терпели́вости й любо́ви дару́й мені, </w:t>
+      </w:r>
+      <w:r>
+        <w:rPr>
+          <w:rFonts w:ascii="Times New Roman" w:hAnsi="Times New Roman"/>
+          <w:color w:val="303030"/>
+          <w:sz w:val="24"/>
+        </w:rPr>
+        <w:t xml:space="preserve">слузі́ Твоє́му. Так, Го́споди, Ца́рю! Дай мені́ ба́чити гріхи́ мої́ і не осу́джувати бра́та мого́, бо Ти благослове́нний на ві́ки вікі́в. Амі́нь. </w:t>
+      </w:r>
+      <w:r>
+        <w:rPr>
+          <w:rFonts w:ascii="Times New Roman" w:hAnsi="Times New Roman"/>
+          <w:i/>
+          <w:color w:val="FF3333"/>
+          <w:sz w:val="24"/>
+        </w:rPr>
+        <w:t>(Доземний поклін)</w:t>
+      </w:r>
+    </w:p>
+    <w:p>
+      <w:pPr>
+        <w:jc w:val="center"/>
+        <w:rPr>
+          <w:rFonts w:ascii="Times New Roman" w:hAnsi="Times New Roman"/>
+          <w:sz w:val="24"/>
+          <w:lang w:val="en-US"/>
+        </w:rPr>
+      </w:pPr>
+      <w:r>
+        <w:rPr>
+          <w:rFonts w:ascii="Times New Roman" w:hAnsi="Times New Roman"/>
+          <w:i/>
+          <w:color w:val="FF0000"/>
+          <w:sz w:val="24"/>
+        </w:rPr>
+        <w:t>*****</w:t>
+      </w:r>
+    </w:p>
+    <w:p>
+      <w:pPr>
+        <w:spacing w:after="120"/>
+        <w:jc w:val="both"/>
+      </w:pPr>
+      <w:r>
+        <w:rPr>
+          <w:rFonts w:ascii="Times New Roman" w:hAnsi="Times New Roman"/>
+          <w:sz w:val="24"/>
+        </w:rPr>
+        <w:t xml:space="preserve">Святий Боже, святий Кріпкий, святий Безсмертний, помилуй нас. </w:t>
+      </w:r>
+      <w:r>
+        <w:rPr>
+          <w:rFonts w:ascii="Times New Roman" w:hAnsi="Times New Roman"/>
+          <w:i/>
+          <w:color w:val="FF0000"/>
+          <w:sz w:val="24"/>
+        </w:rPr>
+        <w:t>(3 р.)</w:t>
+      </w:r>
+    </w:p>
+    <w:p>
+      <w:pPr>
+        <w:rPr>
+          <w:rFonts w:ascii="Times New Roman" w:hAnsi="Times New Roman"/>
+          <w:sz w:val="24"/>
+        </w:rPr>
+      </w:pPr>
+      <w:r>
+        <w:rPr>
+          <w:rFonts w:ascii="Times New Roman" w:hAnsi="Times New Roman"/>
+          <w:sz w:val="24"/>
+        </w:rPr>
+        <w:t>Слава Отцю, і Сину, і Святому Духові,* і нині і повсякчас, і на віки вічні. Амінь.</w:t>
+      </w:r>
+    </w:p>
+    <w:p>
+      <w:pPr>
+        <w:rPr>
+          <w:rFonts w:ascii="Times New Roman" w:hAnsi="Times New Roman"/>
+          <w:sz w:val="24"/>
+        </w:rPr>
+      </w:pPr>
+      <w:r>
+        <w:rPr>
+          <w:rFonts w:ascii="Times New Roman" w:hAnsi="Times New Roman"/>
+          <w:sz w:val="24"/>
+        </w:rPr>
+        <w:t>Пресвята Тройце, помилуй нас;* Господи, очисти гріхи наші;* Владико, прости беззаконня наші;* Святий, завітай і зціли немочі наші імени твого ради.</w:t>
+      </w:r>
+    </w:p>
+    <w:p>
+      <w:pPr>
+        <w:spacing w:after="120"/>
+        <w:jc w:val="both"/>
+      </w:pPr>
+      <w:r>
+        <w:rPr>
+          <w:rFonts w:ascii="Times New Roman" w:hAnsi="Times New Roman"/>
+          <w:sz w:val="24"/>
+        </w:rPr>
+        <w:t xml:space="preserve">Господи, помилуй. </w:t>
+      </w:r>
+      <w:r>
+        <w:rPr>
+          <w:rFonts w:ascii="Times New Roman" w:hAnsi="Times New Roman"/>
+          <w:i/>
+          <w:color w:val="FF0000"/>
+          <w:sz w:val="24"/>
+        </w:rPr>
+        <w:t>(3 р.)</w:t>
+      </w:r>
+    </w:p>
+    <w:p>
+      <w:pPr>
+        <w:rPr>
+          <w:rFonts w:ascii="Times New Roman" w:hAnsi="Times New Roman"/>
+          <w:sz w:val="24"/>
+        </w:rPr>
+      </w:pPr>
+      <w:r>
+        <w:rPr>
+          <w:rFonts w:ascii="Times New Roman" w:hAnsi="Times New Roman"/>
+          <w:sz w:val="24"/>
+        </w:rPr>
+        <w:t>Слава Отцю, і Сину, і Святому Духові,* і нині і повсякчас, і на віки вічні. Амінь.</w:t>
+      </w:r>
+    </w:p>
+    <w:p>
+      <w:pPr>
+        <w:rPr>
+          <w:rFonts w:ascii="Times New Roman" w:hAnsi="Times New Roman"/>
+          <w:sz w:val="24"/>
+        </w:rPr>
+      </w:pPr>
+      <w:r>
+        <w:rPr>
+          <w:rFonts w:ascii="Times New Roman" w:hAnsi="Times New Roman"/>
+          <w:sz w:val="24"/>
+        </w:rPr>
+        <w:t>Отче наш, що єси на небесах,* нехай святиться ім’я твоє,* нехай прийде царство твоє,* нехай буде воля твоя, як на небі, так і на землі.* Хліб наш насущний дай нам сьогодні,* і прости нам провини наші,* як і ми прощаємо винуватцям нашим,* і не введи нас у спокусу,* але визволи нас від лукавого.</w:t>
+      </w:r>
+    </w:p>
+    <w:p>
+      <w:pPr>
+        <w:rPr>
+          <w:rFonts w:ascii="Times New Roman" w:hAnsi="Times New Roman"/>
+          <w:sz w:val="24"/>
+        </w:rPr>
+      </w:pPr>
+      <w:r>
+        <w:rPr>
+          <w:rFonts w:ascii="Times New Roman" w:hAnsi="Times New Roman"/>
+          <w:i/>
+          <w:color w:val="FF0000"/>
+          <w:sz w:val="24"/>
+        </w:rPr>
+        <w:t xml:space="preserve">Священик: </w:t>
+      </w:r>
+      <w:r>
+        <w:rPr>
+          <w:rFonts w:ascii="Times New Roman" w:hAnsi="Times New Roman"/>
+          <w:sz w:val="24"/>
+        </w:rPr>
+        <w:t>Бо твоє є царство, і сила, і слава, Отця, і Сина, і Святого Духа, нині і повсякчас, і на віки вічні.</w:t>
+      </w:r>
+    </w:p>
+    <w:p>
+      <w:pPr>
+        <w:rPr>
+          <w:rFonts w:ascii="Times New Roman" w:hAnsi="Times New Roman"/>
+          <w:sz w:val="24"/>
+        </w:rPr>
+      </w:pPr>
+      <w:r>
+        <w:rPr>
+          <w:rFonts w:ascii="Times New Roman" w:hAnsi="Times New Roman"/>
+          <w:i/>
+          <w:color w:val="FF0000"/>
+          <w:sz w:val="24"/>
+        </w:rPr>
+        <w:t xml:space="preserve">Вірні: </w:t>
+      </w:r>
+      <w:r>
+        <w:rPr>
+          <w:rFonts w:ascii="Times New Roman" w:hAnsi="Times New Roman"/>
+          <w:sz w:val="24"/>
+        </w:rPr>
+        <w:t>Амінь.</w:t>
+      </w:r>
+    </w:p>
+    <w:p>
+      <w:pPr>
+        <w:rPr>
+          <w:rFonts w:ascii="Times New Roman" w:hAnsi="Times New Roman"/>
+          <w:sz w:val="24"/>
+        </w:rPr>
+      </w:pPr>
+      <w:r>
+        <w:rPr>
+          <w:rFonts w:ascii="Times New Roman" w:hAnsi="Times New Roman"/>
+          <w:sz w:val="24"/>
+        </w:rPr>
+        <w:t xml:space="preserve">Господи, помилуй. </w:t>
+      </w:r>
+      <w:r>
         <w:rPr>
           <w:rFonts w:ascii="Times New Roman" w:hAnsi="Times New Roman"/>
           <w:i/>
@@ -10188,17 +10221,14 @@
           <w:color w:val="FF0000"/>
           <w:sz w:val="24"/>
         </w:rPr>
-      </w:pPr>
-      <w:r>
-        <w:rPr>
-          <w:rFonts w:ascii="Times New Roman" w:hAnsi="Times New Roman"/>
-          <w:i/>
-          <w:iCs/>
-          <w:color w:val="FF0000"/>
-          <w:sz w:val="24"/>
-        </w:rPr>
-        <w:lastRenderedPageBreak/>
-        <w:t>І знову: молитва св. Єфрема і доземний поклін.</w:t>
+        <w:t>(12 р.)</w:t>
+      </w:r>
+      <w:r>
+        <w:rPr>
+          <w:rFonts w:ascii="Times New Roman" w:hAnsi="Times New Roman"/>
+          <w:sz w:val="24"/>
+        </w:rPr>
+        <w:t xml:space="preserve"> </w:t>
       </w:r>
     </w:p>
     <w:p>
@@ -10206,280 +10236,65 @@
         <w:jc w:val="center"/>
         <w:rPr>
           <w:rFonts w:ascii="Times New Roman" w:hAnsi="Times New Roman"/>
-          <w:sz w:val="24"/>
-          <w:lang w:val="en-US"/>
-        </w:rPr>
-      </w:pPr>
-      <w:r>
-        <w:rPr>
-          <w:rFonts w:ascii="Times New Roman" w:hAnsi="Times New Roman"/>
-          <w:i/>
-          <w:color w:val="FF0000"/>
-          <w:sz w:val="24"/>
-        </w:rPr>
-        <w:t>*****</w:t>
-      </w:r>
-    </w:p>
-    <w:p>
-      <w:pPr>
-        <w:rPr>
-          <w:rFonts w:ascii="Times New Roman" w:hAnsi="Times New Roman"/>
-          <w:sz w:val="24"/>
-        </w:rPr>
-      </w:pPr>
-      <w:r>
-        <w:rPr>
-          <w:rFonts w:ascii="Times New Roman" w:hAnsi="Times New Roman"/>
-          <w:sz w:val="24"/>
-        </w:rPr>
-        <w:t xml:space="preserve">Святий Боже, святий Кріпкий, святий Безсмертний, помилуй нас </w:t>
-      </w:r>
-      <w:r>
-        <w:rPr>
-          <w:rFonts w:ascii="Times New Roman" w:hAnsi="Times New Roman"/>
-          <w:i/>
-          <w:color w:val="FF0000"/>
-          <w:sz w:val="24"/>
-        </w:rPr>
-        <w:t>(3 р.)</w:t>
-      </w:r>
-      <w:r>
-        <w:rPr>
-          <w:rFonts w:ascii="Times New Roman" w:hAnsi="Times New Roman"/>
-          <w:sz w:val="24"/>
-        </w:rPr>
-        <w:t>.</w:t>
-      </w:r>
-    </w:p>
-    <w:p>
-      <w:pPr>
-        <w:rPr>
-          <w:rFonts w:ascii="Times New Roman" w:hAnsi="Times New Roman"/>
-          <w:sz w:val="24"/>
-        </w:rPr>
-      </w:pPr>
-      <w:r>
-        <w:rPr>
-          <w:rFonts w:ascii="Times New Roman" w:hAnsi="Times New Roman"/>
-          <w:sz w:val="24"/>
-        </w:rPr>
-        <w:t>Слава Отцю, і Сину, і Святому Духові,* і нині і повсякчас, і на віки вічні. Амінь.</w:t>
-      </w:r>
-    </w:p>
-    <w:p>
-      <w:pPr>
-        <w:rPr>
-          <w:rFonts w:ascii="Times New Roman" w:hAnsi="Times New Roman"/>
-          <w:sz w:val="24"/>
-        </w:rPr>
-      </w:pPr>
-      <w:r>
-        <w:rPr>
-          <w:rFonts w:ascii="Times New Roman" w:hAnsi="Times New Roman"/>
-          <w:sz w:val="24"/>
-        </w:rPr>
-        <w:t>Пресвята Тройце, помилуй нас;* Господи, очисти гріхи наші;* Владико, прости беззаконня наші;* Святий, завітай і зціли немочі наші імени твого ради.</w:t>
-      </w:r>
-    </w:p>
-    <w:p>
-      <w:pPr>
-        <w:rPr>
-          <w:rFonts w:ascii="Times New Roman" w:hAnsi="Times New Roman"/>
-          <w:sz w:val="24"/>
-        </w:rPr>
-      </w:pPr>
-      <w:r>
-        <w:rPr>
-          <w:rFonts w:ascii="Times New Roman" w:hAnsi="Times New Roman"/>
-          <w:sz w:val="24"/>
-        </w:rPr>
-        <w:t xml:space="preserve">Господи, помилуй </w:t>
-      </w:r>
-      <w:r>
-        <w:rPr>
-          <w:rFonts w:ascii="Times New Roman" w:hAnsi="Times New Roman"/>
-          <w:i/>
-          <w:color w:val="FF0000"/>
-          <w:sz w:val="24"/>
-        </w:rPr>
-        <w:t>(3 р.)</w:t>
-      </w:r>
-      <w:r>
-        <w:rPr>
-          <w:rFonts w:ascii="Times New Roman" w:hAnsi="Times New Roman"/>
-          <w:sz w:val="24"/>
-        </w:rPr>
-        <w:t>.</w:t>
-      </w:r>
-    </w:p>
-    <w:p>
-      <w:pPr>
-        <w:rPr>
-          <w:rFonts w:ascii="Times New Roman" w:hAnsi="Times New Roman"/>
-          <w:sz w:val="24"/>
-        </w:rPr>
-      </w:pPr>
-      <w:r>
-        <w:rPr>
-          <w:rFonts w:ascii="Times New Roman" w:hAnsi="Times New Roman"/>
-          <w:sz w:val="24"/>
-        </w:rPr>
-        <w:t>Слава Отцю, і Сину, і Святому Духові,* і нині і повсякчас, і на віки вічні. Амінь.</w:t>
-      </w:r>
-    </w:p>
-    <w:p>
-      <w:pPr>
-        <w:rPr>
-          <w:rFonts w:ascii="Times New Roman" w:hAnsi="Times New Roman"/>
-          <w:sz w:val="24"/>
-        </w:rPr>
-      </w:pPr>
-      <w:r>
-        <w:rPr>
-          <w:rFonts w:ascii="Times New Roman" w:hAnsi="Times New Roman"/>
-          <w:sz w:val="24"/>
-        </w:rPr>
-        <w:t>Отче наш, що єси на небесах,* нехай святиться ім’я твоє,* нехай прийде царство твоє,* нехай буде воля твоя, як на небі, так і на землі.* Хліб наш насущний дай нам сьогодні,* і прости нам провини наші,* як і ми прощаємо винуватцям нашим,* і не введи нас у спокусу,* але визволи нас від лукавого.</w:t>
-      </w:r>
-    </w:p>
-    <w:p>
-      <w:pPr>
-        <w:rPr>
-          <w:rFonts w:ascii="Times New Roman" w:hAnsi="Times New Roman"/>
-          <w:sz w:val="24"/>
-        </w:rPr>
-      </w:pPr>
-      <w:r>
-        <w:rPr>
-          <w:rFonts w:ascii="Times New Roman" w:hAnsi="Times New Roman"/>
-          <w:i/>
-          <w:color w:val="FF0000"/>
-          <w:sz w:val="24"/>
-        </w:rPr>
-        <w:t xml:space="preserve">Священик: </w:t>
-      </w:r>
-      <w:r>
-        <w:rPr>
-          <w:rFonts w:ascii="Times New Roman" w:hAnsi="Times New Roman"/>
-          <w:sz w:val="24"/>
-        </w:rPr>
-        <w:t>Бо твоє є царство, і сила, і слава, Отця, і Сина, і Святого Духа, нині і повсякчас, і на віки вічні.</w:t>
-      </w:r>
-    </w:p>
-    <w:p>
-      <w:pPr>
-        <w:rPr>
-          <w:rFonts w:ascii="Times New Roman" w:hAnsi="Times New Roman"/>
-          <w:sz w:val="24"/>
-        </w:rPr>
-      </w:pPr>
-      <w:r>
-        <w:rPr>
-          <w:rFonts w:ascii="Times New Roman" w:hAnsi="Times New Roman"/>
-          <w:i/>
-          <w:color w:val="FF0000"/>
-          <w:sz w:val="24"/>
-        </w:rPr>
-        <w:t xml:space="preserve">Вірні: </w:t>
-      </w:r>
-      <w:r>
-        <w:rPr>
-          <w:rFonts w:ascii="Times New Roman" w:hAnsi="Times New Roman"/>
-          <w:sz w:val="24"/>
-        </w:rPr>
-        <w:t>Амінь.</w:t>
-      </w:r>
-    </w:p>
-    <w:p>
-      <w:pPr>
-        <w:rPr>
-          <w:rFonts w:ascii="Times New Roman" w:hAnsi="Times New Roman"/>
-          <w:sz w:val="24"/>
-        </w:rPr>
-      </w:pPr>
-      <w:r>
-        <w:rPr>
-          <w:rFonts w:ascii="Times New Roman" w:hAnsi="Times New Roman"/>
-          <w:sz w:val="24"/>
-        </w:rPr>
-        <w:t xml:space="preserve">Господи, помилуй. </w:t>
-      </w:r>
-      <w:r>
-        <w:rPr>
-          <w:rFonts w:ascii="Times New Roman" w:hAnsi="Times New Roman"/>
-          <w:i/>
-          <w:iCs/>
-          <w:color w:val="FF0000"/>
-          <w:sz w:val="24"/>
-        </w:rPr>
-        <w:t>(12 р.)</w:t>
-      </w:r>
-      <w:r>
-        <w:rPr>
-          <w:rFonts w:ascii="Times New Roman" w:hAnsi="Times New Roman"/>
+          <w:b/>
+          <w:i/>
+          <w:sz w:val="24"/>
+        </w:rPr>
+      </w:pPr>
+      <w:r>
+        <w:rPr>
+          <w:rFonts w:ascii="Times New Roman" w:hAnsi="Times New Roman"/>
+          <w:b/>
+          <w:i/>
+          <w:color w:val="FF0000"/>
+          <w:sz w:val="24"/>
+        </w:rPr>
+        <w:t>Молитва на Час 9-ий</w:t>
+      </w:r>
+    </w:p>
+    <w:p>
+      <w:pPr>
+        <w:rPr>
+          <w:rFonts w:ascii="Times New Roman" w:hAnsi="Times New Roman"/>
+          <w:sz w:val="24"/>
+        </w:rPr>
+      </w:pPr>
+      <w:r>
+        <w:rPr>
+          <w:rFonts w:ascii="Times New Roman" w:hAnsi="Times New Roman"/>
+          <w:sz w:val="24"/>
+        </w:rPr>
+        <w:t>Владико Господи, Ісусе Христе, Боже наш! Ти довго терпиш наші провини і привів нас аж до цієї години, в яку ти на животворнім дереві висячи, благорозумному розбійникові до раю відчинив вхід і смертю смерть знищив. Очисти нас грішних і недостойних слуг твоїх, бо нагрішили ми й беззаконня натворили, що вже не достойні звести очей наших і поглянути на височінь небесну, бо ми знехтували дорогу правди твоєї і ходили, куди вело нас серце наше! Тож молимо твоє безмірне милосердя: Пожалій нас, Боже, з безмежної милости своєї і спаси нас задля імени твого святого, бо змарнували ми в суєті дні наші. Визволи нас із руки супротивника і прости нам гріхи наші. Умертви тілесні пристрасті наші, щоб відкинувши стару людину, ми в нову зодягнулися, і жили для тебе, Владики нашого і Доброчинця, і так, ідучи за твоїми веліннями, досягли вічного спокою, де для всіх праведних радісна оселя. Бо ти правдиво істинна веселість і радість для тих, які люблять тебе, Христе Боже наш, і тобі славу віддаємо з предвічним твоїм Отцем, і пресвятим, і благим, і животворним твоїм Духом, нині і повсякчас, і на віки вічні. Амінь.</w:t>
+      </w:r>
+    </w:p>
+    <w:p>
+      <w:pPr>
+        <w:spacing w:after="120"/>
+        <w:jc w:val="both"/>
+      </w:pPr>
+      <w:r>
+        <w:rPr>
+          <w:rFonts w:ascii="Times New Roman" w:hAnsi="Times New Roman"/>
+          <w:i/>
+          <w:color w:val="FF0000"/>
+          <w:sz w:val="24"/>
+        </w:rPr>
+        <w:t>Священик:</w:t>
+      </w:r>
+      <w:r>
+        <w:rPr>
+          <w:rFonts w:ascii="Times New Roman" w:hAnsi="Times New Roman"/>
+          <w:color w:val="FF0000"/>
           <w:sz w:val="24"/>
         </w:rPr>
         <w:t xml:space="preserve"> </w:t>
       </w:r>
-    </w:p>
-    <w:p>
-      <w:pPr>
-        <w:jc w:val="center"/>
-        <w:rPr>
-          <w:rFonts w:ascii="Times New Roman" w:hAnsi="Times New Roman"/>
-          <w:b/>
-          <w:i/>
-          <w:sz w:val="24"/>
-        </w:rPr>
-      </w:pPr>
-      <w:r>
-        <w:rPr>
-          <w:rFonts w:ascii="Times New Roman" w:hAnsi="Times New Roman"/>
-          <w:b/>
-          <w:i/>
-          <w:color w:val="FF0000"/>
-          <w:sz w:val="24"/>
-        </w:rPr>
-        <w:t>Молитва на Час 9-ий</w:t>
-      </w:r>
-    </w:p>
-    <w:p>
-      <w:pPr>
-        <w:rPr>
-          <w:rFonts w:ascii="Times New Roman" w:hAnsi="Times New Roman"/>
-          <w:sz w:val="24"/>
-        </w:rPr>
-      </w:pPr>
-      <w:r>
-        <w:rPr>
-          <w:rFonts w:ascii="Times New Roman" w:hAnsi="Times New Roman"/>
-          <w:sz w:val="24"/>
-        </w:rPr>
-        <w:t>Владико Господи, Ісусе Христе, Боже наш! Ти довго терпиш наші провини і привів нас аж до цієї години, в яку ти на животворнім дереві висячи, благорозумному розбійникові до раю відчинив вхід і смертю смерть знищив. Очисти нас грішних і недостойних слуг твоїх, бо нагрішили ми й беззаконня натворили, що вже не достойні звести очей наших і поглянути на височінь небесну, бо ми знехтували дорогу правди твоєї і ходили, куди вело нас серце наше! Тож молимо твоє безмірне милосердя: Пожалій нас, Боже, з безмежної милости своєї і спаси нас задля імени твого святого, бо змарнували ми в суєті дні наші. Визволи нас із руки супротивника і прости нам гріхи наші. Умертви тілесні пристрасті наші, щоб відкинувши стару людину, ми в нову зодягнулися, і жили для тебе, Владики нашого і Доброчинця, і так, ідучи за твоїми веліннями, досягли вічного спокою, де для всіх праведних радісна оселя. Бо ти правдиво істинна веселість і радість для тих, які люблять тебе, Христе Боже наш, і тобі славу віддаємо з предвічним твоїм Отцем, і пресвятим, і благим, і животворним твоїм Духом, нині і повсякчас, і на віки вічні. Амінь.</w:t>
-      </w:r>
-    </w:p>
-    <w:p>
-      <w:pPr>
-        <w:rPr>
-          <w:rFonts w:ascii="Times New Roman" w:hAnsi="Times New Roman"/>
-          <w:sz w:val="24"/>
-        </w:rPr>
-      </w:pPr>
-      <w:r>
-        <w:rPr>
-          <w:rFonts w:ascii="Times New Roman" w:hAnsi="Times New Roman"/>
-          <w:i/>
-          <w:color w:val="FF0000"/>
-          <w:sz w:val="24"/>
-        </w:rPr>
-        <w:t xml:space="preserve">Священик: </w:t>
-      </w:r>
-      <w:r>
-        <w:rPr>
-          <w:rFonts w:ascii="Times New Roman" w:hAnsi="Times New Roman"/>
-          <w:sz w:val="24"/>
-        </w:rPr>
-        <w:t>Слава тобі, Христе Боже, надіє наша, слава тобі!</w:t>
+      <w:r>
+        <w:rPr>
+          <w:rFonts w:ascii="Times New Roman" w:hAnsi="Times New Roman"/>
+          <w:sz w:val="24"/>
+        </w:rPr>
+        <w:t>Слава тобі, Христе Боже, уповання наше, слава тобі!</w:t>
       </w:r>
     </w:p>
     <w:p>
